--- a/specifications/TMFC005-ProductInventory/Diagrams/TMFC005_Product_Inventory.docx
+++ b/specifications/TMFC005-ProductInventory/Diagrams/TMFC005_Product_Inventory.docx
@@ -210,566 +210,6 @@
         <w:t>eTOM Processes, SID Data Entities and Functional Framework Functions</w:t>
       </w:r>
     </w:p>
-    <w:p>
-      <w:pPr>
-        <w:pStyle w:val="Heading2"/>
-      </w:pPr>
-      <w:r>
-        <w:t>eTOM business activities</w:t>
-      </w:r>
-    </w:p>
-    <w:p>
-      <w:r>
-        <w:t>eTOM business activities this ODA Component is responsible for:</w:t>
-      </w:r>
-    </w:p>
-    <w:tbl>
-      <w:tblPr>
-        <w:tblStyle w:val="ScrollTableNormal"/>
-        <w:tblW w:type="auto" w:w="0"/>
-        <w:tblLayout w:type="autofit"/>
-        <w:tblLook w:val="04A0" w:firstRow="1" w:lastRow="0" w:firstColumn="0" w:lastColumn="0" w:noHBand="0" w:noVBand="1"/>
-        <w:tblBorders>
-          <w:top w:val="single" w:sz="4" w:space="0" w:color="999999"/>
-          <w:left w:val="single" w:sz="4" w:space="0" w:color="999999"/>
-          <w:bottom w:val="single" w:sz="4" w:space="0" w:color="999999"/>
-          <w:right w:val="single" w:sz="4" w:space="0" w:color="999999"/>
-          <w:insideH w:val="single" w:sz="4" w:space="0" w:color="999999"/>
-          <w:insideV w:val="single" w:sz="4" w:space="0" w:color="999999"/>
-        </w:tblBorders>
-      </w:tblPr>
-      <w:tblGrid>
-        <w:gridCol w:w="2124"/>
-        <w:gridCol w:w="2124"/>
-        <w:gridCol w:w="2124"/>
-        <w:gridCol w:w="2124"/>
-      </w:tblGrid>
-      <w:tr>
-        <w:trPr>
-          <w:tblHeader/>
-        </w:trPr>
-        <w:tc>
-          <w:tcPr>
-            <w:tcW w:type="dxa" w:w="1404"/>
-          </w:tcPr>
-          <w:p>
-            <w:r/>
-            <w:r>
-              <w:rPr>
-                <w:b/>
-              </w:rPr>
-              <w:t>Identifier</w:t>
-            </w:r>
-          </w:p>
-        </w:tc>
-        <w:tc>
-          <w:tcPr>
-            <w:tcW w:type="dxa" w:w="1123"/>
-          </w:tcPr>
-          <w:p>
-            <w:r/>
-            <w:r>
-              <w:rPr>
-                <w:b/>
-              </w:rPr>
-              <w:t>Level</w:t>
-            </w:r>
-          </w:p>
-        </w:tc>
-        <w:tc>
-          <w:tcPr>
-            <w:tcW w:type="dxa" w:w="3463"/>
-          </w:tcPr>
-          <w:p>
-            <w:r/>
-            <w:r>
-              <w:rPr>
-                <w:b/>
-              </w:rPr>
-              <w:t>Business Activity Name</w:t>
-            </w:r>
-          </w:p>
-        </w:tc>
-        <w:tc>
-          <w:tcPr>
-            <w:tcW w:type="dxa" w:w="3370"/>
-          </w:tcPr>
-          <w:p>
-            <w:r/>
-            <w:r>
-              <w:rPr>
-                <w:b/>
-              </w:rPr>
-              <w:t>Description</w:t>
-            </w:r>
-          </w:p>
-        </w:tc>
-      </w:tr>
-      <w:tr>
-        <w:tc>
-          <w:tcPr>
-            <w:tcW w:type="dxa" w:w="1404"/>
-          </w:tcPr>
-          <w:p>
-            <w:r/>
-            <w:r>
-              <w:t>1.2.11</w:t>
-            </w:r>
-          </w:p>
-        </w:tc>
-        <w:tc>
-          <w:tcPr>
-            <w:tcW w:type="dxa" w:w="1123"/>
-          </w:tcPr>
-          <w:p>
-            <w:r/>
-            <w:r>
-              <w:t>L2</w:t>
-            </w:r>
-          </w:p>
-        </w:tc>
-        <w:tc>
-          <w:tcPr>
-            <w:tcW w:type="dxa" w:w="3463"/>
-          </w:tcPr>
-          <w:p>
-            <w:r/>
-            <w:r>
-              <w:t>Product Inventory Management</w:t>
-            </w:r>
-          </w:p>
-        </w:tc>
-        <w:tc>
-          <w:tcPr>
-            <w:tcW w:type="dxa" w:w="3370"/>
-          </w:tcPr>
-          <w:p>
-            <w:r/>
-            <w:r>
-              <w:t>Product Inventory Management is responsible to establish, manage and administer the enterprise's product inventory, as embodied in the Product Inventory repository, and monitor and report on the usage and access to the product inventory.</w:t>
-            </w:r>
-          </w:p>
-        </w:tc>
-      </w:tr>
-      <w:tr>
-        <w:tc>
-          <w:tcPr>
-            <w:tcW w:type="dxa" w:w="1404"/>
-          </w:tcPr>
-          <w:p>
-            <w:r/>
-            <w:r>
-              <w:t>1.1.19</w:t>
-            </w:r>
-          </w:p>
-        </w:tc>
-        <w:tc>
-          <w:tcPr>
-            <w:tcW w:type="dxa" w:w="1123"/>
-          </w:tcPr>
-          <w:p>
-            <w:r/>
-            <w:r>
-              <w:t>L2</w:t>
-            </w:r>
-          </w:p>
-        </w:tc>
-        <w:tc>
-          <w:tcPr>
-            <w:tcW w:type="dxa" w:w="3463"/>
-          </w:tcPr>
-          <w:p>
-            <w:r/>
-            <w:r>
-              <w:t>Loyalty Program Management</w:t>
-            </w:r>
-          </w:p>
-        </w:tc>
-        <w:tc>
-          <w:tcPr>
-            <w:tcW w:type="dxa" w:w="3370"/>
-          </w:tcPr>
-          <w:p>
-            <w:r/>
-            <w:r>
-              <w:t>Define all aspects of a loyalty program, such as requirements and objectives of a loyalty program, determine the benefits to participants. Develop a program, prototype it, test it, rollout/launch it, amend and evaluate it, and terminate it when it is no longer viable for an enterprise.</w:t>
-            </w:r>
-          </w:p>
-        </w:tc>
-      </w:tr>
-      <w:tr>
-        <w:tc>
-          <w:tcPr>
-            <w:tcW w:type="dxa" w:w="1404"/>
-          </w:tcPr>
-          <w:p>
-            <w:r/>
-            <w:r>
-              <w:t>1.1.19.2</w:t>
-            </w:r>
-          </w:p>
-        </w:tc>
-        <w:tc>
-          <w:tcPr>
-            <w:tcW w:type="dxa" w:w="1123"/>
-          </w:tcPr>
-          <w:p>
-            <w:r/>
-            <w:r>
-              <w:t>L3</w:t>
-            </w:r>
-          </w:p>
-        </w:tc>
-        <w:tc>
-          <w:tcPr>
-            <w:tcW w:type="dxa" w:w="3463"/>
-          </w:tcPr>
-          <w:p>
-            <w:r/>
-            <w:r>
-              <w:t>Loyalty Program Operation</w:t>
-            </w:r>
-          </w:p>
-        </w:tc>
-        <w:tc>
-          <w:tcPr>
-            <w:tcW w:type="dxa" w:w="3370"/>
-          </w:tcPr>
-          <w:p>
-            <w:r/>
-            <w:r>
-              <w:t>Manage all operational aspects of running a loyalty program. Enable parties to become a members of a program, earn currency and rewards, and redeem currency. Manage a loyalty program account, leave a program, and provide operational reports.</w:t>
-            </w:r>
-          </w:p>
-        </w:tc>
-      </w:tr>
-      <w:tr>
-        <w:tc>
-          <w:tcPr>
-            <w:tcW w:type="dxa" w:w="1404"/>
-          </w:tcPr>
-          <w:p>
-            <w:r/>
-            <w:r>
-              <w:t>1.1.19.2.5</w:t>
-            </w:r>
-          </w:p>
-        </w:tc>
-        <w:tc>
-          <w:tcPr>
-            <w:tcW w:type="dxa" w:w="1123"/>
-          </w:tcPr>
-          <w:p>
-            <w:r/>
-            <w:r>
-              <w:t>L4</w:t>
-            </w:r>
-          </w:p>
-        </w:tc>
-        <w:tc>
-          <w:tcPr>
-            <w:tcW w:type="dxa" w:w="3463"/>
-          </w:tcPr>
-          <w:p>
-            <w:r/>
-            <w:r>
-              <w:t>Manage Loyalty Program Account</w:t>
-            </w:r>
-          </w:p>
-        </w:tc>
-        <w:tc>
-          <w:tcPr>
-            <w:tcW w:type="dxa" w:w="3370"/>
-          </w:tcPr>
-          <w:p>
-            <w:r/>
-            <w:r>
-              <w:t>Update a loyalty program account and make changes to loyalty program participant information. Expire, reinstate, transfer in/out, adjust, a loyalty participant's account currency. Prepare and send a loyalty program communication to a participant or for internal use by an enterprise.</w:t>
-            </w:r>
-          </w:p>
-        </w:tc>
-      </w:tr>
-      <w:tr>
-        <w:tc>
-          <w:tcPr>
-            <w:tcW w:type="dxa" w:w="1404"/>
-          </w:tcPr>
-          <w:p>
-            <w:r/>
-            <w:r>
-              <w:t>1.1.19.2.7</w:t>
-            </w:r>
-          </w:p>
-        </w:tc>
-        <w:tc>
-          <w:tcPr>
-            <w:tcW w:type="dxa" w:w="1123"/>
-          </w:tcPr>
-          <w:p>
-            <w:r/>
-            <w:r>
-              <w:t>L4</w:t>
-            </w:r>
-          </w:p>
-        </w:tc>
-        <w:tc>
-          <w:tcPr>
-            <w:tcW w:type="dxa" w:w="3463"/>
-          </w:tcPr>
-          <w:p>
-            <w:r/>
-            <w:r>
-              <w:t>Provide Loyalty Program Operation Report</w:t>
-            </w:r>
-          </w:p>
-        </w:tc>
-        <w:tc>
-          <w:tcPr>
-            <w:tcW w:type="dxa" w:w="3370"/>
-          </w:tcPr>
-          <w:p>
-            <w:r/>
-            <w:r>
-              <w:t>Generate a loyalty program operation report, such as various loyalty program status reports, trend analysis, and reports that identify suspected abuse of a loyalty program.</w:t>
-            </w:r>
-          </w:p>
-        </w:tc>
-      </w:tr>
-    </w:tbl>
-    <w:p/>
-    <w:p>
-      <w:pPr>
-        <w:pStyle w:val="Heading2"/>
-      </w:pPr>
-      <w:r>
-        <w:t>SID ABEs</w:t>
-      </w:r>
-    </w:p>
-    <w:p>
-      <w:r>
-        <w:t>SID ABEs this ODA Component is responsible for:</w:t>
-      </w:r>
-    </w:p>
-    <w:tbl>
-      <w:tblPr>
-        <w:tblStyle w:val="ScrollTableNormal"/>
-        <w:tblW w:type="auto" w:w="0"/>
-        <w:tblLayout w:type="autofit"/>
-        <w:tblLook w:val="04A0" w:firstRow="1" w:lastRow="0" w:firstColumn="0" w:lastColumn="0" w:noHBand="0" w:noVBand="1"/>
-        <w:tblBorders>
-          <w:top w:val="single" w:sz="4" w:space="0" w:color="999999"/>
-          <w:left w:val="single" w:sz="4" w:space="0" w:color="999999"/>
-          <w:bottom w:val="single" w:sz="4" w:space="0" w:color="999999"/>
-          <w:right w:val="single" w:sz="4" w:space="0" w:color="999999"/>
-          <w:insideH w:val="single" w:sz="4" w:space="0" w:color="999999"/>
-          <w:insideV w:val="single" w:sz="4" w:space="0" w:color="999999"/>
-        </w:tblBorders>
-      </w:tblPr>
-      <w:tblGrid>
-        <w:gridCol w:w="2124"/>
-        <w:gridCol w:w="2124"/>
-        <w:gridCol w:w="2124"/>
-        <w:gridCol w:w="2124"/>
-      </w:tblGrid>
-      <w:tr>
-        <w:trPr>
-          <w:tblHeader/>
-        </w:trPr>
-        <w:tc>
-          <w:tcPr>
-            <w:tcW w:type="dxa" w:w="2059"/>
-          </w:tcPr>
-          <w:p>
-            <w:r/>
-            <w:r>
-              <w:rPr>
-                <w:b/>
-              </w:rPr>
-              <w:t>SID ABE Level 1</w:t>
-            </w:r>
-          </w:p>
-        </w:tc>
-        <w:tc>
-          <w:tcPr>
-            <w:tcW w:type="dxa" w:w="2153"/>
-          </w:tcPr>
-          <w:p>
-            <w:r/>
-            <w:r>
-              <w:rPr>
-                <w:b/>
-              </w:rPr>
-              <w:t>SID ABE Level 2 (or set of BEs)</w:t>
-            </w:r>
-          </w:p>
-        </w:tc>
-        <w:tc>
-          <w:tcPr>
-            <w:tcW w:type="dxa" w:w="2527"/>
-          </w:tcPr>
-          <w:p>
-            <w:r/>
-            <w:r>
-              <w:rPr>
-                <w:b/>
-              </w:rPr>
-              <w:t>SID ABE L1 Definition</w:t>
-            </w:r>
-          </w:p>
-        </w:tc>
-        <w:tc>
-          <w:tcPr>
-            <w:tcW w:type="dxa" w:w="2621"/>
-          </w:tcPr>
-          <w:p>
-            <w:r/>
-            <w:r>
-              <w:rPr>
-                <w:b/>
-              </w:rPr>
-              <w:t>SID ABE L2 Definition</w:t>
-            </w:r>
-          </w:p>
-        </w:tc>
-      </w:tr>
-      <w:tr>
-        <w:tc>
-          <w:tcPr>
-            <w:tcW w:type="dxa" w:w="2059"/>
-          </w:tcPr>
-          <w:p>
-            <w:r/>
-            <w:r>
-              <w:t>Product and Offering Instance</w:t>
-            </w:r>
-          </w:p>
-        </w:tc>
-        <w:tc>
-          <w:tcPr>
-            <w:tcW w:type="dxa" w:w="2153"/>
-          </w:tcPr>
-          <w:p>
-            <w:r/>
-            <w:r>
-              <w:t>Product</w:t>
-            </w:r>
-          </w:p>
-        </w:tc>
-        <w:tc>
-          <w:tcPr>
-            <w:tcW w:type="dxa" w:w="2527"/>
-          </w:tcPr>
-          <w:p>
-            <w:r/>
-            <w:r>
-              <w:t>Product and ProductOfferingInstance represent, in the product inventory, respectively an instance of a ProductSpecification and ProductOfferindSpecification subscribed or not yet subscribed to by a Customer from the CSP or by the CSP from a BusinessPartner. The Product carries the place where the product is in use, as well as configuration characteristics, such as assigned telephone numbers and internet addresses. The Product and Offering Instance ABE also tracks the links to services and/or resources through which the Product is realized as well as the applied tariff and commitment duration related to the ProductOfferingInstance.</w:t>
-            </w:r>
-          </w:p>
-        </w:tc>
-        <w:tc>
-          <w:tcPr>
-            <w:tcW w:type="dxa" w:w="2621"/>
-          </w:tcPr>
-          <w:p>
-            <w:r/>
-            <w:r>
-              <w:t>Represents an instance in the product inventory of a ProductSpecification subscribed or not yet subscribed by a Customer to the CSP or by the CSP to a BusinessParnter, the place where the product is in use, as well as configuration characteristics, such as assigned telephone numbers and internet addresses. It may come from a CustomerProductOrderItem or a BusinessPartnerOrderItem. At one time, it might be contained in a unique ProductOfferingInstance. The Product ABE also tracks the links to services and/or resources through which the product is realized. The Product ABE also contains detailed concerning Network Products and Usage Volume Products as well as other examples of Products.</w:t>
-            </w:r>
-          </w:p>
-        </w:tc>
-      </w:tr>
-      <w:tr>
-        <w:tc>
-          <w:tcPr>
-            <w:tcW w:type="dxa" w:w="2059"/>
-          </w:tcPr>
-          <w:p>
-            <w:r/>
-            <w:r>
-              <w:t>Product and Offering Instance</w:t>
-            </w:r>
-          </w:p>
-        </w:tc>
-        <w:tc>
-          <w:tcPr>
-            <w:tcW w:type="dxa" w:w="2153"/>
-          </w:tcPr>
-          <w:p>
-            <w:r/>
-            <w:r/>
-          </w:p>
-        </w:tc>
-        <w:tc>
-          <w:tcPr>
-            <w:tcW w:type="dxa" w:w="2527"/>
-          </w:tcPr>
-          <w:p>
-            <w:r/>
-            <w:r>
-              <w:t>Product and ProductOfferingInstance represent, in the product inventory, respectively an instance of a ProductSpecification and ProductOfferindSpecification subscribed or not yet subscribed to by a Customer from the CSP or by the CSP from a BusinessPartner. The Product carries the place where the product is in use, as well as configuration characteristics, such as assigned telephone numbers and internet addresses. The Product and Offering Instance ABE also tracks the links to services and/or resources through which the Product is realized as well as the applied tariff and commitment duration related to the ProductOfferingInstance.</w:t>
-            </w:r>
-          </w:p>
-        </w:tc>
-        <w:tc>
-          <w:tcPr>
-            <w:tcW w:type="dxa" w:w="2621"/>
-          </w:tcPr>
-          <w:p>
-            <w:r/>
-            <w:r>
-              <w:t>*(no description available)*</w:t>
-            </w:r>
-          </w:p>
-        </w:tc>
-      </w:tr>
-      <w:tr>
-        <w:tc>
-          <w:tcPr>
-            <w:tcW w:type="dxa" w:w="2059"/>
-          </w:tcPr>
-          <w:p>
-            <w:r/>
-            <w:r>
-              <w:t>Loyalty</w:t>
-            </w:r>
-          </w:p>
-        </w:tc>
-        <w:tc>
-          <w:tcPr>
-            <w:tcW w:type="dxa" w:w="2153"/>
-          </w:tcPr>
-          <w:p>
-            <w:r/>
-            <w:r>
-              <w:t>Loyalty Program</w:t>
-            </w:r>
-          </w:p>
-        </w:tc>
-        <w:tc>
-          <w:tcPr>
-            <w:tcW w:type="dxa" w:w="2527"/>
-          </w:tcPr>
-          <w:p>
-            <w:r/>
-            <w:r>
-              <w:t>A loyalty program is one of the tools used by the loyalty process to retain customers. The Loyalty ABE contains all entities useful to specify and instantiate loyalty programs. A LoyaltyProgramProdSpec defines the LoyaltyRules that have to be checked in order to identify the actions to apply. Depending on the type of LoyaltyRules a LoyaltyAccount might be needed to collect gains or not. A LoyaltyProgramProduct is a type of ProductComponent and described by a LoyaltyProgramProdSpec.</w:t>
-            </w:r>
-          </w:p>
-        </w:tc>
-        <w:tc>
-          <w:tcPr>
-            <w:tcW w:type="dxa" w:w="2621"/>
-          </w:tcPr>
-          <w:p>
-            <w:r/>
-            <w:r>
-              <w:t>The Loyalty Program ABE contains all entities needed to instantiate a loyalty program for a specific customer such as LoyaltyProgram and LoyaltyAccount.</w:t>
-            </w:r>
-          </w:p>
-        </w:tc>
-      </w:tr>
-    </w:tbl>
-    <w:p/>
     <w:p>
       <w:pPr>
         <w:pStyle w:val="Heading2"/>
@@ -827,6 +267,566 @@
         <w:pStyle w:val="Heading2"/>
       </w:pPr>
       <w:r>
+        <w:t>eTOM business activities</w:t>
+      </w:r>
+    </w:p>
+    <w:p>
+      <w:r>
+        <w:t>eTOM business activities this ODA Component is responsible for:</w:t>
+      </w:r>
+    </w:p>
+    <w:tbl>
+      <w:tblPr>
+        <w:tblStyle w:val="ScrollTableNormal"/>
+        <w:tblW w:type="auto" w:w="0"/>
+        <w:tblLayout w:type="autofit"/>
+        <w:tblLook w:val="04A0" w:firstRow="1" w:lastRow="0" w:firstColumn="0" w:lastColumn="0" w:noHBand="0" w:noVBand="1"/>
+        <w:tblBorders>
+          <w:top w:val="single" w:sz="4" w:space="0" w:color="999999"/>
+          <w:left w:val="single" w:sz="4" w:space="0" w:color="999999"/>
+          <w:bottom w:val="single" w:sz="4" w:space="0" w:color="999999"/>
+          <w:right w:val="single" w:sz="4" w:space="0" w:color="999999"/>
+          <w:insideH w:val="single" w:sz="4" w:space="0" w:color="999999"/>
+          <w:insideV w:val="single" w:sz="4" w:space="0" w:color="999999"/>
+        </w:tblBorders>
+      </w:tblPr>
+      <w:tblGrid>
+        <w:gridCol w:w="2124"/>
+        <w:gridCol w:w="2124"/>
+        <w:gridCol w:w="2124"/>
+        <w:gridCol w:w="2124"/>
+      </w:tblGrid>
+      <w:tr>
+        <w:trPr>
+          <w:tblHeader/>
+        </w:trPr>
+        <w:tc>
+          <w:tcPr>
+            <w:tcW w:type="dxa" w:w="1404"/>
+          </w:tcPr>
+          <w:p>
+            <w:r/>
+            <w:r>
+              <w:rPr>
+                <w:b/>
+              </w:rPr>
+              <w:t>Identifier</w:t>
+            </w:r>
+          </w:p>
+        </w:tc>
+        <w:tc>
+          <w:tcPr>
+            <w:tcW w:type="dxa" w:w="1123"/>
+          </w:tcPr>
+          <w:p>
+            <w:r/>
+            <w:r>
+              <w:rPr>
+                <w:b/>
+              </w:rPr>
+              <w:t>Level</w:t>
+            </w:r>
+          </w:p>
+        </w:tc>
+        <w:tc>
+          <w:tcPr>
+            <w:tcW w:type="dxa" w:w="3463"/>
+          </w:tcPr>
+          <w:p>
+            <w:r/>
+            <w:r>
+              <w:rPr>
+                <w:b/>
+              </w:rPr>
+              <w:t>Business Activity Name</w:t>
+            </w:r>
+          </w:p>
+        </w:tc>
+        <w:tc>
+          <w:tcPr>
+            <w:tcW w:type="dxa" w:w="3370"/>
+          </w:tcPr>
+          <w:p>
+            <w:r/>
+            <w:r>
+              <w:rPr>
+                <w:b/>
+              </w:rPr>
+              <w:t>Description</w:t>
+            </w:r>
+          </w:p>
+        </w:tc>
+      </w:tr>
+      <w:tr>
+        <w:tc>
+          <w:tcPr>
+            <w:tcW w:type="dxa" w:w="1404"/>
+          </w:tcPr>
+          <w:p>
+            <w:r/>
+            <w:r>
+              <w:t>1.2.11</w:t>
+            </w:r>
+          </w:p>
+        </w:tc>
+        <w:tc>
+          <w:tcPr>
+            <w:tcW w:type="dxa" w:w="1123"/>
+          </w:tcPr>
+          <w:p>
+            <w:r/>
+            <w:r>
+              <w:t>L2</w:t>
+            </w:r>
+          </w:p>
+        </w:tc>
+        <w:tc>
+          <w:tcPr>
+            <w:tcW w:type="dxa" w:w="3463"/>
+          </w:tcPr>
+          <w:p>
+            <w:r/>
+            <w:r>
+              <w:t>Product Inventory Management</w:t>
+            </w:r>
+          </w:p>
+        </w:tc>
+        <w:tc>
+          <w:tcPr>
+            <w:tcW w:type="dxa" w:w="3370"/>
+          </w:tcPr>
+          <w:p>
+            <w:r/>
+            <w:r>
+              <w:t>Product Inventory Management is responsible to establish, manage and administer the enterprise's product inventory, as embodied in the Product Inventory repository, and monitor and report on the usage and access to the product inventory.</w:t>
+            </w:r>
+          </w:p>
+        </w:tc>
+      </w:tr>
+      <w:tr>
+        <w:tc>
+          <w:tcPr>
+            <w:tcW w:type="dxa" w:w="1404"/>
+          </w:tcPr>
+          <w:p>
+            <w:r/>
+            <w:r>
+              <w:t>1.1.19</w:t>
+            </w:r>
+          </w:p>
+        </w:tc>
+        <w:tc>
+          <w:tcPr>
+            <w:tcW w:type="dxa" w:w="1123"/>
+          </w:tcPr>
+          <w:p>
+            <w:r/>
+            <w:r>
+              <w:t>L2</w:t>
+            </w:r>
+          </w:p>
+        </w:tc>
+        <w:tc>
+          <w:tcPr>
+            <w:tcW w:type="dxa" w:w="3463"/>
+          </w:tcPr>
+          <w:p>
+            <w:r/>
+            <w:r>
+              <w:t>Loyalty Program Management</w:t>
+            </w:r>
+          </w:p>
+        </w:tc>
+        <w:tc>
+          <w:tcPr>
+            <w:tcW w:type="dxa" w:w="3370"/>
+          </w:tcPr>
+          <w:p>
+            <w:r/>
+            <w:r>
+              <w:t>Define all aspects of a loyalty program, such as requirements and objectives of a loyalty program, determine the benefits to participants. Develop a program, prototype it, test it, rollout/launch it, amend and evaluate it, and terminate it when it is no longer viable for an enterprise.</w:t>
+            </w:r>
+          </w:p>
+        </w:tc>
+      </w:tr>
+      <w:tr>
+        <w:tc>
+          <w:tcPr>
+            <w:tcW w:type="dxa" w:w="1404"/>
+          </w:tcPr>
+          <w:p>
+            <w:r/>
+            <w:r>
+              <w:t>1.1.19.2</w:t>
+            </w:r>
+          </w:p>
+        </w:tc>
+        <w:tc>
+          <w:tcPr>
+            <w:tcW w:type="dxa" w:w="1123"/>
+          </w:tcPr>
+          <w:p>
+            <w:r/>
+            <w:r>
+              <w:t>L3</w:t>
+            </w:r>
+          </w:p>
+        </w:tc>
+        <w:tc>
+          <w:tcPr>
+            <w:tcW w:type="dxa" w:w="3463"/>
+          </w:tcPr>
+          <w:p>
+            <w:r/>
+            <w:r>
+              <w:t>Loyalty Program Operation</w:t>
+            </w:r>
+          </w:p>
+        </w:tc>
+        <w:tc>
+          <w:tcPr>
+            <w:tcW w:type="dxa" w:w="3370"/>
+          </w:tcPr>
+          <w:p>
+            <w:r/>
+            <w:r>
+              <w:t>Manage all operational aspects of running a loyalty program. Enable parties to become a members of a program, earn currency and rewards, and redeem currency. Manage a loyalty program account, leave a program, and provide operational reports.</w:t>
+            </w:r>
+          </w:p>
+        </w:tc>
+      </w:tr>
+      <w:tr>
+        <w:tc>
+          <w:tcPr>
+            <w:tcW w:type="dxa" w:w="1404"/>
+          </w:tcPr>
+          <w:p>
+            <w:r/>
+            <w:r>
+              <w:t>1.1.19.2.5</w:t>
+            </w:r>
+          </w:p>
+        </w:tc>
+        <w:tc>
+          <w:tcPr>
+            <w:tcW w:type="dxa" w:w="1123"/>
+          </w:tcPr>
+          <w:p>
+            <w:r/>
+            <w:r>
+              <w:t>L4</w:t>
+            </w:r>
+          </w:p>
+        </w:tc>
+        <w:tc>
+          <w:tcPr>
+            <w:tcW w:type="dxa" w:w="3463"/>
+          </w:tcPr>
+          <w:p>
+            <w:r/>
+            <w:r>
+              <w:t>Manage Loyalty Program Account</w:t>
+            </w:r>
+          </w:p>
+        </w:tc>
+        <w:tc>
+          <w:tcPr>
+            <w:tcW w:type="dxa" w:w="3370"/>
+          </w:tcPr>
+          <w:p>
+            <w:r/>
+            <w:r>
+              <w:t>Update a loyalty program account and make changes to loyalty program participant information. Expire, reinstate, transfer in/out, adjust, a loyalty participant's account currency. Prepare and send a loyalty program communication to a participant or for internal use by an enterprise.</w:t>
+            </w:r>
+          </w:p>
+        </w:tc>
+      </w:tr>
+      <w:tr>
+        <w:tc>
+          <w:tcPr>
+            <w:tcW w:type="dxa" w:w="1404"/>
+          </w:tcPr>
+          <w:p>
+            <w:r/>
+            <w:r>
+              <w:t>1.1.19.2.7</w:t>
+            </w:r>
+          </w:p>
+        </w:tc>
+        <w:tc>
+          <w:tcPr>
+            <w:tcW w:type="dxa" w:w="1123"/>
+          </w:tcPr>
+          <w:p>
+            <w:r/>
+            <w:r>
+              <w:t>L4</w:t>
+            </w:r>
+          </w:p>
+        </w:tc>
+        <w:tc>
+          <w:tcPr>
+            <w:tcW w:type="dxa" w:w="3463"/>
+          </w:tcPr>
+          <w:p>
+            <w:r/>
+            <w:r>
+              <w:t>Provide Loyalty Program Operation Report</w:t>
+            </w:r>
+          </w:p>
+        </w:tc>
+        <w:tc>
+          <w:tcPr>
+            <w:tcW w:type="dxa" w:w="3370"/>
+          </w:tcPr>
+          <w:p>
+            <w:r/>
+            <w:r>
+              <w:t>Generate a loyalty program operation report, such as various loyalty program status reports, trend analysis, and reports that identify suspected abuse of a loyalty program.</w:t>
+            </w:r>
+          </w:p>
+        </w:tc>
+      </w:tr>
+    </w:tbl>
+    <w:p/>
+    <w:p>
+      <w:pPr>
+        <w:pStyle w:val="Heading2"/>
+      </w:pPr>
+      <w:r>
+        <w:t>SID ABEs</w:t>
+      </w:r>
+    </w:p>
+    <w:p>
+      <w:r>
+        <w:t>SID ABEs this ODA Component is responsible for:</w:t>
+      </w:r>
+    </w:p>
+    <w:tbl>
+      <w:tblPr>
+        <w:tblStyle w:val="ScrollTableNormal"/>
+        <w:tblW w:type="auto" w:w="0"/>
+        <w:tblLayout w:type="autofit"/>
+        <w:tblLook w:val="04A0" w:firstRow="1" w:lastRow="0" w:firstColumn="0" w:lastColumn="0" w:noHBand="0" w:noVBand="1"/>
+        <w:tblBorders>
+          <w:top w:val="single" w:sz="4" w:space="0" w:color="999999"/>
+          <w:left w:val="single" w:sz="4" w:space="0" w:color="999999"/>
+          <w:bottom w:val="single" w:sz="4" w:space="0" w:color="999999"/>
+          <w:right w:val="single" w:sz="4" w:space="0" w:color="999999"/>
+          <w:insideH w:val="single" w:sz="4" w:space="0" w:color="999999"/>
+          <w:insideV w:val="single" w:sz="4" w:space="0" w:color="999999"/>
+        </w:tblBorders>
+      </w:tblPr>
+      <w:tblGrid>
+        <w:gridCol w:w="2124"/>
+        <w:gridCol w:w="2124"/>
+        <w:gridCol w:w="2124"/>
+        <w:gridCol w:w="2124"/>
+      </w:tblGrid>
+      <w:tr>
+        <w:trPr>
+          <w:tblHeader/>
+        </w:trPr>
+        <w:tc>
+          <w:tcPr>
+            <w:tcW w:type="dxa" w:w="2153"/>
+          </w:tcPr>
+          <w:p>
+            <w:r/>
+            <w:r>
+              <w:rPr>
+                <w:b/>
+              </w:rPr>
+              <w:t>SID ABE L1</w:t>
+            </w:r>
+          </w:p>
+        </w:tc>
+        <w:tc>
+          <w:tcPr>
+            <w:tcW w:type="dxa" w:w="2621"/>
+          </w:tcPr>
+          <w:p>
+            <w:r/>
+            <w:r>
+              <w:rPr>
+                <w:b/>
+              </w:rPr>
+              <w:t>SID ABE L1 Definition</w:t>
+            </w:r>
+          </w:p>
+        </w:tc>
+        <w:tc>
+          <w:tcPr>
+            <w:tcW w:type="dxa" w:w="1966"/>
+          </w:tcPr>
+          <w:p>
+            <w:r/>
+            <w:r>
+              <w:rPr>
+                <w:b/>
+              </w:rPr>
+              <w:t>SID ABE L2 (or set of BEs)</w:t>
+            </w:r>
+          </w:p>
+        </w:tc>
+        <w:tc>
+          <w:tcPr>
+            <w:tcW w:type="dxa" w:w="2621"/>
+          </w:tcPr>
+          <w:p>
+            <w:r/>
+            <w:r>
+              <w:rPr>
+                <w:b/>
+              </w:rPr>
+              <w:t>SID ABE L2 Definition</w:t>
+            </w:r>
+          </w:p>
+        </w:tc>
+      </w:tr>
+      <w:tr>
+        <w:tc>
+          <w:tcPr>
+            <w:tcW w:type="dxa" w:w="2153"/>
+          </w:tcPr>
+          <w:p>
+            <w:r/>
+            <w:r>
+              <w:t>Product and Offering Instance</w:t>
+            </w:r>
+          </w:p>
+        </w:tc>
+        <w:tc>
+          <w:tcPr>
+            <w:tcW w:type="dxa" w:w="2621"/>
+          </w:tcPr>
+          <w:p>
+            <w:r/>
+            <w:r>
+              <w:t>Product and ProductOfferingInstance represent, in the product inventory, respectively an instance of a ProductSpecification and ProductOfferindSpecification subscribed or not yet subscribed to by a Customer from the CSP or by the CSP from a BusinessPartner. The Product carries the place where the product is in use, as well as configuration characteristics, such as assigned telephone numbers and internet addresses. The Product and Offering Instance ABE also tracks the links to services and/or resources through which the Product is realized as well as the applied tariff and commitment duration related to the ProductOfferingInstance.</w:t>
+            </w:r>
+          </w:p>
+        </w:tc>
+        <w:tc>
+          <w:tcPr>
+            <w:tcW w:type="dxa" w:w="1966"/>
+          </w:tcPr>
+          <w:p>
+            <w:r/>
+            <w:r>
+              <w:t>Product</w:t>
+            </w:r>
+          </w:p>
+        </w:tc>
+        <w:tc>
+          <w:tcPr>
+            <w:tcW w:type="dxa" w:w="2621"/>
+          </w:tcPr>
+          <w:p>
+            <w:r/>
+            <w:r>
+              <w:t>Represents an instance in the product inventory of a ProductSpecification subscribed or not yet subscribed by a Customer to the CSP or by the CSP to a BusinessParnter, the place where the product is in use, as well as configuration characteristics, such as assigned telephone numbers and internet addresses. It may come from a CustomerProductOrderItem or a BusinessPartnerOrderItem. At one time, it might be contained in a unique ProductOfferingInstance. The Product ABE also tracks the links to services and/or resources through which the product is realized. The Product ABE also contains detailed concerning Network Products and Usage Volume Products as well as other examples of Products.</w:t>
+            </w:r>
+          </w:p>
+        </w:tc>
+      </w:tr>
+      <w:tr>
+        <w:tc>
+          <w:tcPr>
+            <w:tcW w:type="dxa" w:w="2153"/>
+          </w:tcPr>
+          <w:p>
+            <w:r/>
+            <w:r>
+              <w:t>Product and Offering Instance</w:t>
+            </w:r>
+          </w:p>
+        </w:tc>
+        <w:tc>
+          <w:tcPr>
+            <w:tcW w:type="dxa" w:w="2621"/>
+          </w:tcPr>
+          <w:p>
+            <w:r/>
+            <w:r>
+              <w:t>Product and ProductOfferingInstance represent, in the product inventory, respectively an instance of a ProductSpecification and ProductOfferindSpecification subscribed or not yet subscribed to by a Customer from the CSP or by the CSP from a BusinessPartner. The Product carries the place where the product is in use, as well as configuration characteristics, such as assigned telephone numbers and internet addresses. The Product and Offering Instance ABE also tracks the links to services and/or resources through which the Product is realized as well as the applied tariff and commitment duration related to the ProductOfferingInstance.</w:t>
+            </w:r>
+          </w:p>
+        </w:tc>
+        <w:tc>
+          <w:tcPr>
+            <w:tcW w:type="dxa" w:w="1966"/>
+          </w:tcPr>
+          <w:p>
+            <w:r/>
+            <w:r/>
+          </w:p>
+        </w:tc>
+        <w:tc>
+          <w:tcPr>
+            <w:tcW w:type="dxa" w:w="2621"/>
+          </w:tcPr>
+          <w:p>
+            <w:r/>
+            <w:r>
+              <w:t>*(no description available)*</w:t>
+            </w:r>
+          </w:p>
+        </w:tc>
+      </w:tr>
+      <w:tr>
+        <w:tc>
+          <w:tcPr>
+            <w:tcW w:type="dxa" w:w="2153"/>
+          </w:tcPr>
+          <w:p>
+            <w:r/>
+            <w:r>
+              <w:t>Loyalty</w:t>
+            </w:r>
+          </w:p>
+        </w:tc>
+        <w:tc>
+          <w:tcPr>
+            <w:tcW w:type="dxa" w:w="2621"/>
+          </w:tcPr>
+          <w:p>
+            <w:r/>
+            <w:r>
+              <w:t>A loyalty program is one of the tools used by the loyalty process to retain customers. The Loyalty ABE contains all entities useful to specify and instantiate loyalty programs. A LoyaltyProgramProdSpec defines the LoyaltyRules that have to be checked in order to identify the actions to apply. Depending on the type of LoyaltyRules a LoyaltyAccount might be needed to collect gains or not. A LoyaltyProgramProduct is a type of ProductComponent and described by a LoyaltyProgramProdSpec.</w:t>
+            </w:r>
+          </w:p>
+        </w:tc>
+        <w:tc>
+          <w:tcPr>
+            <w:tcW w:type="dxa" w:w="1966"/>
+          </w:tcPr>
+          <w:p>
+            <w:r/>
+            <w:r>
+              <w:t>Loyalty Program</w:t>
+            </w:r>
+          </w:p>
+        </w:tc>
+        <w:tc>
+          <w:tcPr>
+            <w:tcW w:type="dxa" w:w="2621"/>
+          </w:tcPr>
+          <w:p>
+            <w:r/>
+            <w:r>
+              <w:t>The Loyalty Program ABE contains all entities needed to instantiate a loyalty program for a specific customer such as LoyaltyProgram and LoyaltyAccount.</w:t>
+            </w:r>
+          </w:p>
+        </w:tc>
+      </w:tr>
+    </w:tbl>
+    <w:p/>
+    <w:p>
+      <w:pPr>
+        <w:pStyle w:val="Heading2"/>
+      </w:pPr>
+      <w:r>
         <w:t>Functional Framework Functions</w:t>
       </w:r>
     </w:p>
@@ -886,7 +886,35 @@
         </w:tc>
         <w:tc>
           <w:tcPr>
-            <w:tcW w:type="dxa" w:w="2246"/>
+            <w:tcW w:type="dxa" w:w="1778"/>
+          </w:tcPr>
+          <w:p>
+            <w:r/>
+            <w:r>
+              <w:rPr>
+                <w:b/>
+              </w:rPr>
+              <w:t>Aggregate Function Level 1</w:t>
+            </w:r>
+          </w:p>
+        </w:tc>
+        <w:tc>
+          <w:tcPr>
+            <w:tcW w:type="dxa" w:w="1872"/>
+          </w:tcPr>
+          <w:p>
+            <w:r/>
+            <w:r>
+              <w:rPr>
+                <w:b/>
+              </w:rPr>
+              <w:t>Aggregate Function Level 2</w:t>
+            </w:r>
+          </w:p>
+        </w:tc>
+        <w:tc>
+          <w:tcPr>
+            <w:tcW w:type="dxa" w:w="2340"/>
           </w:tcPr>
           <w:p>
             <w:r/>
@@ -898,34 +926,6 @@
             </w:r>
           </w:p>
         </w:tc>
-        <w:tc>
-          <w:tcPr>
-            <w:tcW w:type="dxa" w:w="1778"/>
-          </w:tcPr>
-          <w:p>
-            <w:r/>
-            <w:r>
-              <w:rPr>
-                <w:b/>
-              </w:rPr>
-              <w:t>Aggregate Function Level 1</w:t>
-            </w:r>
-          </w:p>
-        </w:tc>
-        <w:tc>
-          <w:tcPr>
-            <w:tcW w:type="dxa" w:w="1966"/>
-          </w:tcPr>
-          <w:p>
-            <w:r/>
-            <w:r>
-              <w:rPr>
-                <w:b/>
-              </w:rPr>
-              <w:t>Aggregate Function Level 2</w:t>
-            </w:r>
-          </w:p>
-        </w:tc>
       </w:tr>
       <w:tr>
         <w:tc>
@@ -952,34 +952,34 @@
         </w:tc>
         <w:tc>
           <w:tcPr>
-            <w:tcW w:type="dxa" w:w="2246"/>
+            <w:tcW w:type="dxa" w:w="1778"/>
+          </w:tcPr>
+          <w:p>
+            <w:r/>
+            <w:r>
+              <w:t>Product Management</w:t>
+            </w:r>
+          </w:p>
+        </w:tc>
+        <w:tc>
+          <w:tcPr>
+            <w:tcW w:type="dxa" w:w="1872"/>
+          </w:tcPr>
+          <w:p>
+            <w:r/>
+            <w:r>
+              <w:t>Product Repository Management</w:t>
+            </w:r>
+          </w:p>
+        </w:tc>
+        <w:tc>
+          <w:tcPr>
+            <w:tcW w:type="dxa" w:w="2340"/>
           </w:tcPr>
           <w:p>
             <w:r/>
             <w:r>
               <w:t>Assigned Products Maintenance permits defining and update: / - product characteristics / - links with the related service or resource (handsets, SIM cards, ...) needed to deliver the product, ...</w:t>
-            </w:r>
-          </w:p>
-        </w:tc>
-        <w:tc>
-          <w:tcPr>
-            <w:tcW w:type="dxa" w:w="1778"/>
-          </w:tcPr>
-          <w:p>
-            <w:r/>
-            <w:r>
-              <w:t>Product Management</w:t>
-            </w:r>
-          </w:p>
-        </w:tc>
-        <w:tc>
-          <w:tcPr>
-            <w:tcW w:type="dxa" w:w="1966"/>
-          </w:tcPr>
-          <w:p>
-            <w:r/>
-            <w:r>
-              <w:t>Product Repository Management</w:t>
             </w:r>
           </w:p>
         </w:tc>
@@ -1009,34 +1009,34 @@
         </w:tc>
         <w:tc>
           <w:tcPr>
-            <w:tcW w:type="dxa" w:w="2246"/>
+            <w:tcW w:type="dxa" w:w="1778"/>
+          </w:tcPr>
+          <w:p>
+            <w:r/>
+            <w:r>
+              <w:t>Product Management</w:t>
+            </w:r>
+          </w:p>
+        </w:tc>
+        <w:tc>
+          <w:tcPr>
+            <w:tcW w:type="dxa" w:w="1872"/>
+          </w:tcPr>
+          <w:p>
+            <w:r/>
+            <w:r>
+              <w:t>Product Repository Management</w:t>
+            </w:r>
+          </w:p>
+        </w:tc>
+        <w:tc>
+          <w:tcPr>
+            <w:tcW w:type="dxa" w:w="2340"/>
           </w:tcPr>
           <w:p>
             <w:r/>
             <w:r>
               <w:t>Product Storage provides the functionality necessary to store and make available the Products. / This function allows: / • to instantiate or update offers and products ordered by the customer, whatever their type (network product, bundle, device, …) or their marketing mode (rented, sold, …), with their configuration, their tariffs and discounts, and their status (initialized with a creation order) / • to update Products status / • to search and read Offer and Product installed base (subscribed offers, configuration of installed products, installed tariffs and discount, statuses, …).</w:t>
-            </w:r>
-          </w:p>
-        </w:tc>
-        <w:tc>
-          <w:tcPr>
-            <w:tcW w:type="dxa" w:w="1778"/>
-          </w:tcPr>
-          <w:p>
-            <w:r/>
-            <w:r>
-              <w:t>Product Management</w:t>
-            </w:r>
-          </w:p>
-        </w:tc>
-        <w:tc>
-          <w:tcPr>
-            <w:tcW w:type="dxa" w:w="1966"/>
-          </w:tcPr>
-          <w:p>
-            <w:r/>
-            <w:r>
-              <w:t>Product Repository Management</w:t>
             </w:r>
           </w:p>
         </w:tc>
@@ -1066,34 +1066,34 @@
         </w:tc>
         <w:tc>
           <w:tcPr>
-            <w:tcW w:type="dxa" w:w="2246"/>
+            <w:tcW w:type="dxa" w:w="1778"/>
+          </w:tcPr>
+          <w:p>
+            <w:r/>
+            <w:r>
+              <w:t>Product Management</w:t>
+            </w:r>
+          </w:p>
+        </w:tc>
+        <w:tc>
+          <w:tcPr>
+            <w:tcW w:type="dxa" w:w="1872"/>
+          </w:tcPr>
+          <w:p>
+            <w:r/>
+            <w:r>
+              <w:t>Loyalty Account Management</w:t>
+            </w:r>
+          </w:p>
+        </w:tc>
+        <w:tc>
+          <w:tcPr>
+            <w:tcW w:type="dxa" w:w="2340"/>
           </w:tcPr>
           <w:p>
             <w:r/>
             <w:r>
               <w:t>Customer Loyalty Score Balance Management function calculates the score according to accumulation/decrease rules. When a customer subscribes to the loyalty program with more than one SIM or other ‘traffic objects’, the Score Management accumulates the points into a single balance. The loyalty score could decrease for one of the following events: prize purchase, points expiry or points deletion by Call Centre. The functionality may also include the visualization of Score details (date, description event type, points, final score) via different contact Channels (e.g. via Web, IVR, Call Centre).</w:t>
-            </w:r>
-          </w:p>
-        </w:tc>
-        <w:tc>
-          <w:tcPr>
-            <w:tcW w:type="dxa" w:w="1778"/>
-          </w:tcPr>
-          <w:p>
-            <w:r/>
-            <w:r>
-              <w:t>Product Management</w:t>
-            </w:r>
-          </w:p>
-        </w:tc>
-        <w:tc>
-          <w:tcPr>
-            <w:tcW w:type="dxa" w:w="1966"/>
-          </w:tcPr>
-          <w:p>
-            <w:r/>
-            <w:r>
-              <w:t>Loyalty Account Management</w:t>
             </w:r>
           </w:p>
         </w:tc>
@@ -1123,34 +1123,34 @@
         </w:tc>
         <w:tc>
           <w:tcPr>
-            <w:tcW w:type="dxa" w:w="2246"/>
+            <w:tcW w:type="dxa" w:w="1778"/>
+          </w:tcPr>
+          <w:p>
+            <w:r/>
+            <w:r>
+              <w:t>Product Management</w:t>
+            </w:r>
+          </w:p>
+        </w:tc>
+        <w:tc>
+          <w:tcPr>
+            <w:tcW w:type="dxa" w:w="1872"/>
+          </w:tcPr>
+          <w:p>
+            <w:r/>
+            <w:r>
+              <w:t>Loyalty Account Management</w:t>
+            </w:r>
+          </w:p>
+        </w:tc>
+        <w:tc>
+          <w:tcPr>
+            <w:tcW w:type="dxa" w:w="2340"/>
           </w:tcPr>
           <w:p>
             <w:r/>
             <w:r>
               <w:t>Customer Loyalty Communication function sends information related to Loyalty Programs (Point Balance, Prize Request status, renewed Loyalty Code) to external components in push and pull modes.</w:t>
-            </w:r>
-          </w:p>
-        </w:tc>
-        <w:tc>
-          <w:tcPr>
-            <w:tcW w:type="dxa" w:w="1778"/>
-          </w:tcPr>
-          <w:p>
-            <w:r/>
-            <w:r>
-              <w:t>Product Management</w:t>
-            </w:r>
-          </w:p>
-        </w:tc>
-        <w:tc>
-          <w:tcPr>
-            <w:tcW w:type="dxa" w:w="1966"/>
-          </w:tcPr>
-          <w:p>
-            <w:r/>
-            <w:r>
-              <w:t>Loyalty Account Management</w:t>
             </w:r>
           </w:p>
         </w:tc>
@@ -1180,34 +1180,34 @@
         </w:tc>
         <w:tc>
           <w:tcPr>
-            <w:tcW w:type="dxa" w:w="2246"/>
+            <w:tcW w:type="dxa" w:w="1778"/>
+          </w:tcPr>
+          <w:p>
+            <w:r/>
+            <w:r>
+              <w:t>Product Management</w:t>
+            </w:r>
+          </w:p>
+        </w:tc>
+        <w:tc>
+          <w:tcPr>
+            <w:tcW w:type="dxa" w:w="1872"/>
+          </w:tcPr>
+          <w:p>
+            <w:r/>
+            <w:r>
+              <w:t>Product Agreement Management</w:t>
+            </w:r>
+          </w:p>
+        </w:tc>
+        <w:tc>
+          <w:tcPr>
+            <w:tcW w:type="dxa" w:w="2340"/>
           </w:tcPr>
           <w:p>
             <w:r/>
             <w:r>
               <w:t>Product Agreement Implementation function provides functionality pertaining to the implementation of the Product Agreement (a.k.a. contract) across fulfillment, assurance, and billing according to Product Agreement Specification. / A Product Agreement represents the approval by the Customer and the Vendor of all term or conditions of a ProductOffering.</w:t>
-            </w:r>
-          </w:p>
-        </w:tc>
-        <w:tc>
-          <w:tcPr>
-            <w:tcW w:type="dxa" w:w="1778"/>
-          </w:tcPr>
-          <w:p>
-            <w:r/>
-            <w:r>
-              <w:t>Product Management</w:t>
-            </w:r>
-          </w:p>
-        </w:tc>
-        <w:tc>
-          <w:tcPr>
-            <w:tcW w:type="dxa" w:w="1966"/>
-          </w:tcPr>
-          <w:p>
-            <w:r/>
-            <w:r>
-              <w:t>Product Agreement Management</w:t>
             </w:r>
           </w:p>
         </w:tc>
@@ -1237,34 +1237,34 @@
         </w:tc>
         <w:tc>
           <w:tcPr>
-            <w:tcW w:type="dxa" w:w="2246"/>
+            <w:tcW w:type="dxa" w:w="1778"/>
+          </w:tcPr>
+          <w:p>
+            <w:r/>
+            <w:r>
+              <w:t>*(no description available)*</w:t>
+            </w:r>
+          </w:p>
+        </w:tc>
+        <w:tc>
+          <w:tcPr>
+            <w:tcW w:type="dxa" w:w="1872"/>
+          </w:tcPr>
+          <w:p>
+            <w:r/>
+            <w:r>
+              <w:t>*(no description available)*</w:t>
+            </w:r>
+          </w:p>
+        </w:tc>
+        <w:tc>
+          <w:tcPr>
+            <w:tcW w:type="dxa" w:w="2340"/>
           </w:tcPr>
           <w:p>
             <w:r/>
             <w:r>
               <w:t>*(no description available in the source document or the Functional Framework spreadsheets)*</w:t>
-            </w:r>
-          </w:p>
-        </w:tc>
-        <w:tc>
-          <w:tcPr>
-            <w:tcW w:type="dxa" w:w="1778"/>
-          </w:tcPr>
-          <w:p>
-            <w:r/>
-            <w:r>
-              <w:t>*(no description available)*</w:t>
-            </w:r>
-          </w:p>
-        </w:tc>
-        <w:tc>
-          <w:tcPr>
-            <w:tcW w:type="dxa" w:w="1966"/>
-          </w:tcPr>
-          <w:p>
-            <w:r/>
-            <w:r>
-              <w:t>*(no description available)*</w:t>
             </w:r>
           </w:p>
         </w:tc>
@@ -1294,34 +1294,34 @@
         </w:tc>
         <w:tc>
           <w:tcPr>
-            <w:tcW w:type="dxa" w:w="2246"/>
+            <w:tcW w:type="dxa" w:w="1778"/>
+          </w:tcPr>
+          <w:p>
+            <w:r/>
+            <w:r>
+              <w:t>Product Management</w:t>
+            </w:r>
+          </w:p>
+        </w:tc>
+        <w:tc>
+          <w:tcPr>
+            <w:tcW w:type="dxa" w:w="1872"/>
+          </w:tcPr>
+          <w:p>
+            <w:r/>
+            <w:r>
+              <w:t>Product Agreement Management</w:t>
+            </w:r>
+          </w:p>
+        </w:tc>
+        <w:tc>
+          <w:tcPr>
+            <w:tcW w:type="dxa" w:w="2340"/>
           </w:tcPr>
           <w:p>
             <w:r/>
             <w:r>
               <w:t>Contract Storage provides the central repository for contract storage as well as the associated contract meta-data. This data can be mined for Campaigns and Lead Generation. / Product Agreement Storage provides functionality necessary to store and make available the Product Agreements. / This function allows: / • to instantiate or update Product Agreement approved by the customer with their party involved, their configuration, their approvals and their status, / • to update Product Agreements status, / • to search and read Product Agreements.</w:t>
-            </w:r>
-          </w:p>
-        </w:tc>
-        <w:tc>
-          <w:tcPr>
-            <w:tcW w:type="dxa" w:w="1778"/>
-          </w:tcPr>
-          <w:p>
-            <w:r/>
-            <w:r>
-              <w:t>Product Management</w:t>
-            </w:r>
-          </w:p>
-        </w:tc>
-        <w:tc>
-          <w:tcPr>
-            <w:tcW w:type="dxa" w:w="1966"/>
-          </w:tcPr>
-          <w:p>
-            <w:r/>
-            <w:r>
-              <w:t>Product Agreement Management</w:t>
             </w:r>
           </w:p>
         </w:tc>
@@ -1351,34 +1351,34 @@
         </w:tc>
         <w:tc>
           <w:tcPr>
-            <w:tcW w:type="dxa" w:w="2246"/>
+            <w:tcW w:type="dxa" w:w="1778"/>
+          </w:tcPr>
+          <w:p>
+            <w:r/>
+            <w:r>
+              <w:t>Product Management</w:t>
+            </w:r>
+          </w:p>
+        </w:tc>
+        <w:tc>
+          <w:tcPr>
+            <w:tcW w:type="dxa" w:w="1872"/>
+          </w:tcPr>
+          <w:p>
+            <w:r/>
+            <w:r>
+              <w:t>Product Repository Management</w:t>
+            </w:r>
+          </w:p>
+        </w:tc>
+        <w:tc>
+          <w:tcPr>
+            <w:tcW w:type="dxa" w:w="2340"/>
           </w:tcPr>
           <w:p>
             <w:r/>
             <w:r>
               <w:t>Product Configuration Check Function Checks for each Product submitted if all Product configuration rules have been respected such as prerequisite, incompatibility rules between ProductSpecifications or mandatory characteristics.</w:t>
-            </w:r>
-          </w:p>
-        </w:tc>
-        <w:tc>
-          <w:tcPr>
-            <w:tcW w:type="dxa" w:w="1778"/>
-          </w:tcPr>
-          <w:p>
-            <w:r/>
-            <w:r>
-              <w:t>Product Management</w:t>
-            </w:r>
-          </w:p>
-        </w:tc>
-        <w:tc>
-          <w:tcPr>
-            <w:tcW w:type="dxa" w:w="1966"/>
-          </w:tcPr>
-          <w:p>
-            <w:r/>
-            <w:r>
-              <w:t>Product Repository Management</w:t>
             </w:r>
           </w:p>
         </w:tc>
@@ -1519,7 +1519,7 @@
         </w:tc>
         <w:tc>
           <w:tcPr>
-            <w:tcW w:type="dxa" w:w="2434"/>
+            <w:tcW w:type="dxa" w:w="2153"/>
           </w:tcPr>
           <w:p>
             <w:r/>
@@ -1533,7 +1533,7 @@
         </w:tc>
         <w:tc>
           <w:tcPr>
-            <w:tcW w:type="dxa" w:w="1872"/>
+            <w:tcW w:type="dxa" w:w="1591"/>
           </w:tcPr>
           <w:p>
             <w:r/>
@@ -1547,7 +1547,7 @@
         </w:tc>
         <w:tc>
           <w:tcPr>
-            <w:tcW w:type="dxa" w:w="1310"/>
+            <w:tcW w:type="dxa" w:w="1217"/>
           </w:tcPr>
           <w:p>
             <w:r/>
@@ -1561,7 +1561,7 @@
         </w:tc>
         <w:tc>
           <w:tcPr>
-            <w:tcW w:type="dxa" w:w="1310"/>
+            <w:tcW w:type="dxa" w:w="1217"/>
           </w:tcPr>
           <w:p>
             <w:r/>
@@ -1575,7 +1575,7 @@
         </w:tc>
         <w:tc>
           <w:tcPr>
-            <w:tcW w:type="dxa" w:w="1404"/>
+            <w:tcW w:type="dxa" w:w="2153"/>
           </w:tcPr>
           <w:p>
             <w:r/>
@@ -1602,7 +1602,7 @@
         </w:tc>
         <w:tc>
           <w:tcPr>
-            <w:tcW w:type="dxa" w:w="2434"/>
+            <w:tcW w:type="dxa" w:w="2153"/>
           </w:tcPr>
           <w:p>
             <w:r/>
@@ -1613,7 +1613,7 @@
         </w:tc>
         <w:tc>
           <w:tcPr>
-            <w:tcW w:type="dxa" w:w="1872"/>
+            <w:tcW w:type="dxa" w:w="1591"/>
           </w:tcPr>
           <w:p>
             <w:r/>
@@ -1624,7 +1624,7 @@
         </w:tc>
         <w:tc>
           <w:tcPr>
-            <w:tcW w:type="dxa" w:w="1310"/>
+            <w:tcW w:type="dxa" w:w="1217"/>
           </w:tcPr>
           <w:p>
             <w:r/>
@@ -1635,7 +1635,7 @@
         </w:tc>
         <w:tc>
           <w:tcPr>
-            <w:tcW w:type="dxa" w:w="1310"/>
+            <w:tcW w:type="dxa" w:w="1217"/>
           </w:tcPr>
           <w:p>
             <w:r/>
@@ -1646,36 +1646,12 @@
         </w:tc>
         <w:tc>
           <w:tcPr>
-            <w:tcW w:type="dxa" w:w="1404"/>
-          </w:tcPr>
-          <w:p>
-            <w:r/>
-            <w:r>
-              <w:t>GET</w:t>
-            </w:r>
-            <w:r>
-              <w:br/>
-            </w:r>
-            <w:r>
-              <w:t>GET /id</w:t>
-            </w:r>
-            <w:r>
-              <w:br/>
-            </w:r>
-            <w:r>
-              <w:t>POST</w:t>
-            </w:r>
-            <w:r>
-              <w:br/>
-            </w:r>
-            <w:r>
-              <w:t>PATCH</w:t>
-            </w:r>
-            <w:r>
-              <w:br/>
-            </w:r>
-            <w:r>
-              <w:t>DELETE</w:t>
+            <w:tcW w:type="dxa" w:w="2153"/>
+          </w:tcPr>
+          <w:p>
+            <w:r/>
+            <w:r>
+              <w:t>GET, GET /id, POST, PATCH, DELETE</w:t>
             </w:r>
           </w:p>
         </w:tc>
@@ -1694,7 +1670,7 @@
         </w:tc>
         <w:tc>
           <w:tcPr>
-            <w:tcW w:type="dxa" w:w="2434"/>
+            <w:tcW w:type="dxa" w:w="2153"/>
           </w:tcPr>
           <w:p>
             <w:r/>
@@ -1705,7 +1681,7 @@
         </w:tc>
         <w:tc>
           <w:tcPr>
-            <w:tcW w:type="dxa" w:w="1872"/>
+            <w:tcW w:type="dxa" w:w="1591"/>
           </w:tcPr>
           <w:p>
             <w:r/>
@@ -1716,7 +1692,7 @@
         </w:tc>
         <w:tc>
           <w:tcPr>
-            <w:tcW w:type="dxa" w:w="1310"/>
+            <w:tcW w:type="dxa" w:w="1217"/>
           </w:tcPr>
           <w:p>
             <w:r/>
@@ -1727,7 +1703,7 @@
         </w:tc>
         <w:tc>
           <w:tcPr>
-            <w:tcW w:type="dxa" w:w="1310"/>
+            <w:tcW w:type="dxa" w:w="1217"/>
           </w:tcPr>
           <w:p>
             <w:r/>
@@ -1738,36 +1714,12 @@
         </w:tc>
         <w:tc>
           <w:tcPr>
-            <w:tcW w:type="dxa" w:w="1404"/>
-          </w:tcPr>
-          <w:p>
-            <w:r/>
-            <w:r>
-              <w:t>GET</w:t>
-            </w:r>
-            <w:r>
-              <w:br/>
-            </w:r>
-            <w:r>
-              <w:t>GET /id</w:t>
-            </w:r>
-            <w:r>
-              <w:br/>
-            </w:r>
-            <w:r>
-              <w:t>POST</w:t>
-            </w:r>
-            <w:r>
-              <w:br/>
-            </w:r>
-            <w:r>
-              <w:t>PATCH</w:t>
-            </w:r>
-            <w:r>
-              <w:br/>
-            </w:r>
-            <w:r>
-              <w:t>DELETE</w:t>
+            <w:tcW w:type="dxa" w:w="2153"/>
+          </w:tcPr>
+          <w:p>
+            <w:r/>
+            <w:r>
+              <w:t>GET, GET /id, POST, PATCH, DELETE</w:t>
             </w:r>
           </w:p>
         </w:tc>
@@ -1786,18 +1738,18 @@
         </w:tc>
         <w:tc>
           <w:tcPr>
-            <w:tcW w:type="dxa" w:w="2434"/>
-          </w:tcPr>
-          <w:p>
-            <w:r/>
-            <w:r>
-              <w:t>Process Flow Management API</w:t>
-            </w:r>
-          </w:p>
-        </w:tc>
-        <w:tc>
-          <w:tcPr>
-            <w:tcW w:type="dxa" w:w="1872"/>
+            <w:tcW w:type="dxa" w:w="2153"/>
+          </w:tcPr>
+          <w:p>
+            <w:r/>
+            <w:r>
+              <w:t>UNRESOLVED-TMF701</w:t>
+            </w:r>
+          </w:p>
+        </w:tc>
+        <w:tc>
+          <w:tcPr>
+            <w:tcW w:type="dxa" w:w="1591"/>
           </w:tcPr>
           <w:p>
             <w:r/>
@@ -1808,7 +1760,7 @@
         </w:tc>
         <w:tc>
           <w:tcPr>
-            <w:tcW w:type="dxa" w:w="1310"/>
+            <w:tcW w:type="dxa" w:w="1217"/>
           </w:tcPr>
           <w:p>
             <w:r/>
@@ -1819,16 +1771,78 @@
         </w:tc>
         <w:tc>
           <w:tcPr>
-            <w:tcW w:type="dxa" w:w="1310"/>
+            <w:tcW w:type="dxa" w:w="1217"/>
           </w:tcPr>
           <w:p>
             <w:r/>
             <w:r>
               <w:t>processFlow</w:t>
             </w:r>
-            <w:r>
-              <w:br/>
-            </w:r>
+          </w:p>
+        </w:tc>
+        <w:tc>
+          <w:tcPr>
+            <w:tcW w:type="dxa" w:w="2153"/>
+          </w:tcPr>
+          <w:p>
+            <w:r/>
+            <w:r>
+              <w:t>POST, GET, GET /id, DELETE</w:t>
+            </w:r>
+          </w:p>
+        </w:tc>
+      </w:tr>
+      <w:tr>
+        <w:tc>
+          <w:tcPr>
+            <w:tcW w:type="dxa" w:w="1030"/>
+          </w:tcPr>
+          <w:p>
+            <w:r/>
+            <w:r>
+              <w:t>TMF701</w:t>
+            </w:r>
+          </w:p>
+        </w:tc>
+        <w:tc>
+          <w:tcPr>
+            <w:tcW w:type="dxa" w:w="2153"/>
+          </w:tcPr>
+          <w:p>
+            <w:r/>
+            <w:r>
+              <w:t>UNRESOLVED-TMF701</w:t>
+            </w:r>
+          </w:p>
+        </w:tc>
+        <w:tc>
+          <w:tcPr>
+            <w:tcW w:type="dxa" w:w="1591"/>
+          </w:tcPr>
+          <w:p>
+            <w:r/>
+            <w:r>
+              <w:t>Optional</w:t>
+            </w:r>
+          </w:p>
+        </w:tc>
+        <w:tc>
+          <w:tcPr>
+            <w:tcW w:type="dxa" w:w="1217"/>
+          </w:tcPr>
+          <w:p>
+            <w:r/>
+            <w:r>
+              <w:t>4</w:t>
+            </w:r>
+          </w:p>
+        </w:tc>
+        <w:tc>
+          <w:tcPr>
+            <w:tcW w:type="dxa" w:w="1217"/>
+          </w:tcPr>
+          <w:p>
+            <w:r/>
             <w:r>
               <w:t>taskFlow</w:t>
             </w:r>
@@ -1836,36 +1850,12 @@
         </w:tc>
         <w:tc>
           <w:tcPr>
-            <w:tcW w:type="dxa" w:w="1404"/>
-          </w:tcPr>
-          <w:p>
-            <w:r/>
-            <w:r>
-              <w:t>POST</w:t>
-            </w:r>
-            <w:r>
-              <w:br/>
-            </w:r>
-            <w:r>
-              <w:t>GET</w:t>
-            </w:r>
-            <w:r>
-              <w:br/>
-            </w:r>
-            <w:r>
-              <w:t>GET /id</w:t>
-            </w:r>
-            <w:r>
-              <w:br/>
-            </w:r>
-            <w:r>
-              <w:t>DELETE</w:t>
-            </w:r>
-            <w:r>
-              <w:br/>
-            </w:r>
-            <w:r>
-              <w:t>PATCH</w:t>
+            <w:tcW w:type="dxa" w:w="2153"/>
+          </w:tcPr>
+          <w:p>
+            <w:r/>
+            <w:r>
+              <w:t>PATCH, GET, GET /id</w:t>
             </w:r>
           </w:p>
         </w:tc>
@@ -1967,7 +1957,7 @@
         </w:tc>
         <w:tc>
           <w:tcPr>
-            <w:tcW w:type="dxa" w:w="2434"/>
+            <w:tcW w:type="dxa" w:w="2059"/>
           </w:tcPr>
           <w:p>
             <w:r/>
@@ -1981,7 +1971,7 @@
         </w:tc>
         <w:tc>
           <w:tcPr>
-            <w:tcW w:type="dxa" w:w="1310"/>
+            <w:tcW w:type="dxa" w:w="1217"/>
           </w:tcPr>
           <w:p>
             <w:r/>
@@ -1995,7 +1985,7 @@
         </w:tc>
         <w:tc>
           <w:tcPr>
-            <w:tcW w:type="dxa" w:w="1685"/>
+            <w:tcW w:type="dxa" w:w="1498"/>
           </w:tcPr>
           <w:p>
             <w:r/>
@@ -2009,7 +1999,7 @@
         </w:tc>
         <w:tc>
           <w:tcPr>
-            <w:tcW w:type="dxa" w:w="1685"/>
+            <w:tcW w:type="dxa" w:w="1498"/>
           </w:tcPr>
           <w:p>
             <w:r/>
@@ -2023,7 +2013,7 @@
         </w:tc>
         <w:tc>
           <w:tcPr>
-            <w:tcW w:type="dxa" w:w="1217"/>
+            <w:tcW w:type="dxa" w:w="2059"/>
           </w:tcPr>
           <w:p>
             <w:r/>
@@ -2050,7 +2040,7 @@
         </w:tc>
         <w:tc>
           <w:tcPr>
-            <w:tcW w:type="dxa" w:w="2434"/>
+            <w:tcW w:type="dxa" w:w="2059"/>
           </w:tcPr>
           <w:p>
             <w:r/>
@@ -2061,7 +2051,7 @@
         </w:tc>
         <w:tc>
           <w:tcPr>
-            <w:tcW w:type="dxa" w:w="1310"/>
+            <w:tcW w:type="dxa" w:w="1217"/>
           </w:tcPr>
           <w:p>
             <w:r/>
@@ -2072,7 +2062,7 @@
         </w:tc>
         <w:tc>
           <w:tcPr>
-            <w:tcW w:type="dxa" w:w="1685"/>
+            <w:tcW w:type="dxa" w:w="1498"/>
           </w:tcPr>
           <w:p>
             <w:r/>
@@ -2083,41 +2073,23 @@
         </w:tc>
         <w:tc>
           <w:tcPr>
-            <w:tcW w:type="dxa" w:w="1685"/>
+            <w:tcW w:type="dxa" w:w="1498"/>
           </w:tcPr>
           <w:p>
             <w:r/>
             <w:r>
               <w:t>productOffering</w:t>
             </w:r>
-            <w:r>
-              <w:br/>
-            </w:r>
-            <w:r>
-              <w:t>productOfferingPrice</w:t>
-            </w:r>
-            <w:r>
-              <w:br/>
-            </w:r>
-            <w:r>
-              <w:t>productSpecification</w:t>
-            </w:r>
-          </w:p>
-        </w:tc>
-        <w:tc>
-          <w:tcPr>
-            <w:tcW w:type="dxa" w:w="1217"/>
-          </w:tcPr>
-          <w:p>
-            <w:r/>
-            <w:r>
-              <w:t>GET</w:t>
-            </w:r>
-            <w:r>
-              <w:br/>
-            </w:r>
-            <w:r>
-              <w:t>GET /id</w:t>
+          </w:p>
+        </w:tc>
+        <w:tc>
+          <w:tcPr>
+            <w:tcW w:type="dxa" w:w="2059"/>
+          </w:tcPr>
+          <w:p>
+            <w:r/>
+            <w:r>
+              <w:t>GET, GET /id</w:t>
             </w:r>
           </w:p>
         </w:tc>
@@ -2136,7 +2108,7 @@
         </w:tc>
         <w:tc>
           <w:tcPr>
-            <w:tcW w:type="dxa" w:w="2434"/>
+            <w:tcW w:type="dxa" w:w="2059"/>
           </w:tcPr>
           <w:p>
             <w:r/>
@@ -2147,18 +2119,18 @@
         </w:tc>
         <w:tc>
           <w:tcPr>
-            <w:tcW w:type="dxa" w:w="1310"/>
-          </w:tcPr>
-          <w:p>
-            <w:r/>
-            <w:r>
-              <w:t>4</w:t>
-            </w:r>
-          </w:p>
-        </w:tc>
-        <w:tc>
-          <w:tcPr>
-            <w:tcW w:type="dxa" w:w="1685"/>
+            <w:tcW w:type="dxa" w:w="1217"/>
+          </w:tcPr>
+          <w:p>
+            <w:r/>
+            <w:r>
+              <w:t>5</w:t>
+            </w:r>
+          </w:p>
+        </w:tc>
+        <w:tc>
+          <w:tcPr>
+            <w:tcW w:type="dxa" w:w="1498"/>
           </w:tcPr>
           <w:p>
             <w:r/>
@@ -2169,22 +2141,10 @@
         </w:tc>
         <w:tc>
           <w:tcPr>
-            <w:tcW w:type="dxa" w:w="1685"/>
-          </w:tcPr>
-          <w:p>
-            <w:r/>
-            <w:r>
-              <w:t>productSpecification</w:t>
-            </w:r>
-            <w:r>
-              <w:br/>
-            </w:r>
-            <w:r>
-              <w:t>productOffering</w:t>
-            </w:r>
-            <w:r>
-              <w:br/>
-            </w:r>
+            <w:tcW w:type="dxa" w:w="1498"/>
+          </w:tcPr>
+          <w:p>
+            <w:r/>
             <w:r>
               <w:t>productOfferingPrice</w:t>
             </w:r>
@@ -2192,18 +2152,12 @@
         </w:tc>
         <w:tc>
           <w:tcPr>
-            <w:tcW w:type="dxa" w:w="1217"/>
-          </w:tcPr>
-          <w:p>
-            <w:r/>
-            <w:r>
-              <w:t>GET</w:t>
-            </w:r>
-            <w:r>
-              <w:br/>
-            </w:r>
-            <w:r>
-              <w:t>GET /id</w:t>
+            <w:tcW w:type="dxa" w:w="2059"/>
+          </w:tcPr>
+          <w:p>
+            <w:r/>
+            <w:r>
+              <w:t>GET, GET /id</w:t>
             </w:r>
           </w:p>
         </w:tc>
@@ -2216,24 +2170,24 @@
           <w:p>
             <w:r/>
             <w:r>
-              <w:t>TMF669</w:t>
-            </w:r>
-          </w:p>
-        </w:tc>
-        <w:tc>
-          <w:tcPr>
-            <w:tcW w:type="dxa" w:w="2434"/>
-          </w:tcPr>
-          <w:p>
-            <w:r/>
-            <w:r>
-              <w:t>Party Role Management API</w:t>
-            </w:r>
-          </w:p>
-        </w:tc>
-        <w:tc>
-          <w:tcPr>
-            <w:tcW w:type="dxa" w:w="1310"/>
+              <w:t>TMF620</w:t>
+            </w:r>
+          </w:p>
+        </w:tc>
+        <w:tc>
+          <w:tcPr>
+            <w:tcW w:type="dxa" w:w="2059"/>
+          </w:tcPr>
+          <w:p>
+            <w:r/>
+            <w:r>
+              <w:t>Product Catalog Management API</w:t>
+            </w:r>
+          </w:p>
+        </w:tc>
+        <w:tc>
+          <w:tcPr>
+            <w:tcW w:type="dxa" w:w="1217"/>
           </w:tcPr>
           <w:p>
             <w:r/>
@@ -2244,40 +2198,34 @@
         </w:tc>
         <w:tc>
           <w:tcPr>
-            <w:tcW w:type="dxa" w:w="1685"/>
-          </w:tcPr>
-          <w:p>
-            <w:r/>
-            <w:r>
-              <w:t>Optional</w:t>
-            </w:r>
-          </w:p>
-        </w:tc>
-        <w:tc>
-          <w:tcPr>
-            <w:tcW w:type="dxa" w:w="1685"/>
-          </w:tcPr>
-          <w:p>
-            <w:r/>
-            <w:r>
-              <w:t>partyRoleManagement</w:t>
-            </w:r>
-          </w:p>
-        </w:tc>
-        <w:tc>
-          <w:tcPr>
-            <w:tcW w:type="dxa" w:w="1217"/>
-          </w:tcPr>
-          <w:p>
-            <w:r/>
-            <w:r>
-              <w:t>GET</w:t>
-            </w:r>
-            <w:r>
-              <w:br/>
-            </w:r>
-            <w:r>
-              <w:t>GET /id</w:t>
+            <w:tcW w:type="dxa" w:w="1498"/>
+          </w:tcPr>
+          <w:p>
+            <w:r/>
+            <w:r>
+              <w:t>Mandatory</w:t>
+            </w:r>
+          </w:p>
+        </w:tc>
+        <w:tc>
+          <w:tcPr>
+            <w:tcW w:type="dxa" w:w="1498"/>
+          </w:tcPr>
+          <w:p>
+            <w:r/>
+            <w:r>
+              <w:t>productSpecification</w:t>
+            </w:r>
+          </w:p>
+        </w:tc>
+        <w:tc>
+          <w:tcPr>
+            <w:tcW w:type="dxa" w:w="2059"/>
+          </w:tcPr>
+          <w:p>
+            <w:r/>
+            <w:r>
+              <w:t>GET, GET /id</w:t>
             </w:r>
           </w:p>
         </w:tc>
@@ -2290,24 +2238,24 @@
           <w:p>
             <w:r/>
             <w:r>
-              <w:t>TMF669</w:t>
-            </w:r>
-          </w:p>
-        </w:tc>
-        <w:tc>
-          <w:tcPr>
-            <w:tcW w:type="dxa" w:w="2434"/>
-          </w:tcPr>
-          <w:p>
-            <w:r/>
-            <w:r>
-              <w:t>Party Role Management API</w:t>
-            </w:r>
-          </w:p>
-        </w:tc>
-        <w:tc>
-          <w:tcPr>
-            <w:tcW w:type="dxa" w:w="1310"/>
+              <w:t>TMF620</w:t>
+            </w:r>
+          </w:p>
+        </w:tc>
+        <w:tc>
+          <w:tcPr>
+            <w:tcW w:type="dxa" w:w="2059"/>
+          </w:tcPr>
+          <w:p>
+            <w:r/>
+            <w:r>
+              <w:t>Product Catalog Management API</w:t>
+            </w:r>
+          </w:p>
+        </w:tc>
+        <w:tc>
+          <w:tcPr>
+            <w:tcW w:type="dxa" w:w="1217"/>
           </w:tcPr>
           <w:p>
             <w:r/>
@@ -2318,40 +2266,34 @@
         </w:tc>
         <w:tc>
           <w:tcPr>
-            <w:tcW w:type="dxa" w:w="1685"/>
-          </w:tcPr>
-          <w:p>
-            <w:r/>
-            <w:r>
-              <w:t>Optional</w:t>
-            </w:r>
-          </w:p>
-        </w:tc>
-        <w:tc>
-          <w:tcPr>
-            <w:tcW w:type="dxa" w:w="1685"/>
-          </w:tcPr>
-          <w:p>
-            <w:r/>
-            <w:r>
-              <w:t>PartyRoleManagement</w:t>
-            </w:r>
-          </w:p>
-        </w:tc>
-        <w:tc>
-          <w:tcPr>
-            <w:tcW w:type="dxa" w:w="1217"/>
-          </w:tcPr>
-          <w:p>
-            <w:r/>
-            <w:r>
-              <w:t>GET</w:t>
-            </w:r>
-            <w:r>
-              <w:br/>
-            </w:r>
-            <w:r>
-              <w:t>GET /id</w:t>
+            <w:tcW w:type="dxa" w:w="1498"/>
+          </w:tcPr>
+          <w:p>
+            <w:r/>
+            <w:r>
+              <w:t>Mandatory</w:t>
+            </w:r>
+          </w:p>
+        </w:tc>
+        <w:tc>
+          <w:tcPr>
+            <w:tcW w:type="dxa" w:w="1498"/>
+          </w:tcPr>
+          <w:p>
+            <w:r/>
+            <w:r>
+              <w:t>productSpecification</w:t>
+            </w:r>
+          </w:p>
+        </w:tc>
+        <w:tc>
+          <w:tcPr>
+            <w:tcW w:type="dxa" w:w="2059"/>
+          </w:tcPr>
+          <w:p>
+            <w:r/>
+            <w:r>
+              <w:t>GET, GET /id</w:t>
             </w:r>
           </w:p>
         </w:tc>
@@ -2364,24 +2306,24 @@
           <w:p>
             <w:r/>
             <w:r>
-              <w:t>TMF639</w:t>
-            </w:r>
-          </w:p>
-        </w:tc>
-        <w:tc>
-          <w:tcPr>
-            <w:tcW w:type="dxa" w:w="2434"/>
-          </w:tcPr>
-          <w:p>
-            <w:r/>
-            <w:r>
-              <w:t>Resource Inventory Management API</w:t>
-            </w:r>
-          </w:p>
-        </w:tc>
-        <w:tc>
-          <w:tcPr>
-            <w:tcW w:type="dxa" w:w="1310"/>
+              <w:t>TMF620</w:t>
+            </w:r>
+          </w:p>
+        </w:tc>
+        <w:tc>
+          <w:tcPr>
+            <w:tcW w:type="dxa" w:w="2059"/>
+          </w:tcPr>
+          <w:p>
+            <w:r/>
+            <w:r>
+              <w:t>Product Catalog Management API</w:t>
+            </w:r>
+          </w:p>
+        </w:tc>
+        <w:tc>
+          <w:tcPr>
+            <w:tcW w:type="dxa" w:w="1217"/>
           </w:tcPr>
           <w:p>
             <w:r/>
@@ -2392,40 +2334,34 @@
         </w:tc>
         <w:tc>
           <w:tcPr>
-            <w:tcW w:type="dxa" w:w="1685"/>
-          </w:tcPr>
-          <w:p>
-            <w:r/>
-            <w:r>
-              <w:t>Optional</w:t>
-            </w:r>
-          </w:p>
-        </w:tc>
-        <w:tc>
-          <w:tcPr>
-            <w:tcW w:type="dxa" w:w="1685"/>
-          </w:tcPr>
-          <w:p>
-            <w:r/>
-            <w:r>
-              <w:t>resource</w:t>
-            </w:r>
-          </w:p>
-        </w:tc>
-        <w:tc>
-          <w:tcPr>
-            <w:tcW w:type="dxa" w:w="1217"/>
-          </w:tcPr>
-          <w:p>
-            <w:r/>
-            <w:r>
-              <w:t>GET</w:t>
-            </w:r>
-            <w:r>
-              <w:br/>
-            </w:r>
-            <w:r>
-              <w:t>GET /id</w:t>
+            <w:tcW w:type="dxa" w:w="1498"/>
+          </w:tcPr>
+          <w:p>
+            <w:r/>
+            <w:r>
+              <w:t>Mandatory</w:t>
+            </w:r>
+          </w:p>
+        </w:tc>
+        <w:tc>
+          <w:tcPr>
+            <w:tcW w:type="dxa" w:w="1498"/>
+          </w:tcPr>
+          <w:p>
+            <w:r/>
+            <w:r>
+              <w:t>productOffering</w:t>
+            </w:r>
+          </w:p>
+        </w:tc>
+        <w:tc>
+          <w:tcPr>
+            <w:tcW w:type="dxa" w:w="2059"/>
+          </w:tcPr>
+          <w:p>
+            <w:r/>
+            <w:r>
+              <w:t>GET, GET /id</w:t>
             </w:r>
           </w:p>
         </w:tc>
@@ -2438,24 +2374,24 @@
           <w:p>
             <w:r/>
             <w:r>
-              <w:t>TMF651</w:t>
-            </w:r>
-          </w:p>
-        </w:tc>
-        <w:tc>
-          <w:tcPr>
-            <w:tcW w:type="dxa" w:w="2434"/>
-          </w:tcPr>
-          <w:p>
-            <w:r/>
-            <w:r>
-              <w:t>Agreement Management API</w:t>
-            </w:r>
-          </w:p>
-        </w:tc>
-        <w:tc>
-          <w:tcPr>
-            <w:tcW w:type="dxa" w:w="1310"/>
+              <w:t>TMF620</w:t>
+            </w:r>
+          </w:p>
+        </w:tc>
+        <w:tc>
+          <w:tcPr>
+            <w:tcW w:type="dxa" w:w="2059"/>
+          </w:tcPr>
+          <w:p>
+            <w:r/>
+            <w:r>
+              <w:t>Product Catalog Management API</w:t>
+            </w:r>
+          </w:p>
+        </w:tc>
+        <w:tc>
+          <w:tcPr>
+            <w:tcW w:type="dxa" w:w="1217"/>
           </w:tcPr>
           <w:p>
             <w:r/>
@@ -2466,40 +2402,34 @@
         </w:tc>
         <w:tc>
           <w:tcPr>
-            <w:tcW w:type="dxa" w:w="1685"/>
-          </w:tcPr>
-          <w:p>
-            <w:r/>
-            <w:r>
-              <w:t>Optional</w:t>
-            </w:r>
-          </w:p>
-        </w:tc>
-        <w:tc>
-          <w:tcPr>
-            <w:tcW w:type="dxa" w:w="1685"/>
-          </w:tcPr>
-          <w:p>
-            <w:r/>
-            <w:r>
-              <w:t>agreement</w:t>
-            </w:r>
-          </w:p>
-        </w:tc>
-        <w:tc>
-          <w:tcPr>
-            <w:tcW w:type="dxa" w:w="1217"/>
-          </w:tcPr>
-          <w:p>
-            <w:r/>
-            <w:r>
-              <w:t>GET</w:t>
-            </w:r>
-            <w:r>
-              <w:br/>
-            </w:r>
-            <w:r>
-              <w:t>GET /id</w:t>
+            <w:tcW w:type="dxa" w:w="1498"/>
+          </w:tcPr>
+          <w:p>
+            <w:r/>
+            <w:r>
+              <w:t>Mandatory</w:t>
+            </w:r>
+          </w:p>
+        </w:tc>
+        <w:tc>
+          <w:tcPr>
+            <w:tcW w:type="dxa" w:w="1498"/>
+          </w:tcPr>
+          <w:p>
+            <w:r/>
+            <w:r>
+              <w:t>productOfferingPrice</w:t>
+            </w:r>
+          </w:p>
+        </w:tc>
+        <w:tc>
+          <w:tcPr>
+            <w:tcW w:type="dxa" w:w="2059"/>
+          </w:tcPr>
+          <w:p>
+            <w:r/>
+            <w:r>
+              <w:t>GET, GET /id</w:t>
             </w:r>
           </w:p>
         </w:tc>
@@ -2512,35 +2442,35 @@
           <w:p>
             <w:r/>
             <w:r>
-              <w:t>TMF673</w:t>
-            </w:r>
-          </w:p>
-        </w:tc>
-        <w:tc>
-          <w:tcPr>
-            <w:tcW w:type="dxa" w:w="2434"/>
-          </w:tcPr>
-          <w:p>
-            <w:r/>
-            <w:r>
-              <w:t>Geographic Address Management API</w:t>
-            </w:r>
-          </w:p>
-        </w:tc>
-        <w:tc>
-          <w:tcPr>
-            <w:tcW w:type="dxa" w:w="1310"/>
-          </w:tcPr>
-          <w:p>
-            <w:r/>
-            <w:r>
-              <w:t>4</w:t>
-            </w:r>
-          </w:p>
-        </w:tc>
-        <w:tc>
-          <w:tcPr>
-            <w:tcW w:type="dxa" w:w="1685"/>
+              <w:t>TMF669</w:t>
+            </w:r>
+          </w:p>
+        </w:tc>
+        <w:tc>
+          <w:tcPr>
+            <w:tcW w:type="dxa" w:w="2059"/>
+          </w:tcPr>
+          <w:p>
+            <w:r/>
+            <w:r>
+              <w:t>Party Role Management API</w:t>
+            </w:r>
+          </w:p>
+        </w:tc>
+        <w:tc>
+          <w:tcPr>
+            <w:tcW w:type="dxa" w:w="1217"/>
+          </w:tcPr>
+          <w:p>
+            <w:r/>
+            <w:r>
+              <w:t>5</w:t>
+            </w:r>
+          </w:p>
+        </w:tc>
+        <w:tc>
+          <w:tcPr>
+            <w:tcW w:type="dxa" w:w="1498"/>
           </w:tcPr>
           <w:p>
             <w:r/>
@@ -2551,35 +2481,23 @@
         </w:tc>
         <w:tc>
           <w:tcPr>
-            <w:tcW w:type="dxa" w:w="1685"/>
-          </w:tcPr>
-          <w:p>
-            <w:r/>
-            <w:r>
-              <w:t>geographicAddress</w:t>
-            </w:r>
-            <w:r>
-              <w:br/>
-            </w:r>
-            <w:r>
-              <w:t>geographicSubAddress</w:t>
-            </w:r>
-          </w:p>
-        </w:tc>
-        <w:tc>
-          <w:tcPr>
-            <w:tcW w:type="dxa" w:w="1217"/>
-          </w:tcPr>
-          <w:p>
-            <w:r/>
-            <w:r>
-              <w:t>GET</w:t>
-            </w:r>
-            <w:r>
-              <w:br/>
-            </w:r>
-            <w:r>
-              <w:t>GET /id</w:t>
+            <w:tcW w:type="dxa" w:w="1498"/>
+          </w:tcPr>
+          <w:p>
+            <w:r/>
+            <w:r>
+              <w:t>partyRoleManagement</w:t>
+            </w:r>
+          </w:p>
+        </w:tc>
+        <w:tc>
+          <w:tcPr>
+            <w:tcW w:type="dxa" w:w="2059"/>
+          </w:tcPr>
+          <w:p>
+            <w:r/>
+            <w:r>
+              <w:t>GET, GET /id</w:t>
             </w:r>
           </w:p>
         </w:tc>
@@ -2592,24 +2510,24 @@
           <w:p>
             <w:r/>
             <w:r>
-              <w:t>TMF674</w:t>
-            </w:r>
-          </w:p>
-        </w:tc>
-        <w:tc>
-          <w:tcPr>
-            <w:tcW w:type="dxa" w:w="2434"/>
-          </w:tcPr>
-          <w:p>
-            <w:r/>
-            <w:r>
-              <w:t>Geographic Site Management API</w:t>
-            </w:r>
-          </w:p>
-        </w:tc>
-        <w:tc>
-          <w:tcPr>
-            <w:tcW w:type="dxa" w:w="1310"/>
+              <w:t>TMF669</w:t>
+            </w:r>
+          </w:p>
+        </w:tc>
+        <w:tc>
+          <w:tcPr>
+            <w:tcW w:type="dxa" w:w="2059"/>
+          </w:tcPr>
+          <w:p>
+            <w:r/>
+            <w:r>
+              <w:t>Party Role Management API</w:t>
+            </w:r>
+          </w:p>
+        </w:tc>
+        <w:tc>
+          <w:tcPr>
+            <w:tcW w:type="dxa" w:w="1217"/>
           </w:tcPr>
           <w:p>
             <w:r/>
@@ -2620,7 +2538,7 @@
         </w:tc>
         <w:tc>
           <w:tcPr>
-            <w:tcW w:type="dxa" w:w="1685"/>
+            <w:tcW w:type="dxa" w:w="1498"/>
           </w:tcPr>
           <w:p>
             <w:r/>
@@ -2631,29 +2549,23 @@
         </w:tc>
         <w:tc>
           <w:tcPr>
-            <w:tcW w:type="dxa" w:w="1685"/>
-          </w:tcPr>
-          <w:p>
-            <w:r/>
-            <w:r>
-              <w:t>geographicSite</w:t>
-            </w:r>
-          </w:p>
-        </w:tc>
-        <w:tc>
-          <w:tcPr>
-            <w:tcW w:type="dxa" w:w="1217"/>
-          </w:tcPr>
-          <w:p>
-            <w:r/>
-            <w:r>
-              <w:t>GET</w:t>
-            </w:r>
-            <w:r>
-              <w:br/>
-            </w:r>
-            <w:r>
-              <w:t>GET /id</w:t>
+            <w:tcW w:type="dxa" w:w="1498"/>
+          </w:tcPr>
+          <w:p>
+            <w:r/>
+            <w:r>
+              <w:t>PartyRoleManagement</w:t>
+            </w:r>
+          </w:p>
+        </w:tc>
+        <w:tc>
+          <w:tcPr>
+            <w:tcW w:type="dxa" w:w="2059"/>
+          </w:tcPr>
+          <w:p>
+            <w:r/>
+            <w:r>
+              <w:t>GET, GET /id</w:t>
             </w:r>
           </w:p>
         </w:tc>
@@ -2666,24 +2578,24 @@
           <w:p>
             <w:r/>
             <w:r>
-              <w:t>TMF675</w:t>
-            </w:r>
-          </w:p>
-        </w:tc>
-        <w:tc>
-          <w:tcPr>
-            <w:tcW w:type="dxa" w:w="2434"/>
-          </w:tcPr>
-          <w:p>
-            <w:r/>
-            <w:r>
-              <w:t>Geographic Location Management API</w:t>
-            </w:r>
-          </w:p>
-        </w:tc>
-        <w:tc>
-          <w:tcPr>
-            <w:tcW w:type="dxa" w:w="1310"/>
+              <w:t>TMF639</w:t>
+            </w:r>
+          </w:p>
+        </w:tc>
+        <w:tc>
+          <w:tcPr>
+            <w:tcW w:type="dxa" w:w="2059"/>
+          </w:tcPr>
+          <w:p>
+            <w:r/>
+            <w:r>
+              <w:t>Resource Inventory Management API</w:t>
+            </w:r>
+          </w:p>
+        </w:tc>
+        <w:tc>
+          <w:tcPr>
+            <w:tcW w:type="dxa" w:w="1217"/>
           </w:tcPr>
           <w:p>
             <w:r/>
@@ -2694,7 +2606,7 @@
         </w:tc>
         <w:tc>
           <w:tcPr>
-            <w:tcW w:type="dxa" w:w="1685"/>
+            <w:tcW w:type="dxa" w:w="1498"/>
           </w:tcPr>
           <w:p>
             <w:r/>
@@ -2705,29 +2617,23 @@
         </w:tc>
         <w:tc>
           <w:tcPr>
-            <w:tcW w:type="dxa" w:w="1685"/>
-          </w:tcPr>
-          <w:p>
-            <w:r/>
-            <w:r>
-              <w:t>geographicLocation</w:t>
-            </w:r>
-          </w:p>
-        </w:tc>
-        <w:tc>
-          <w:tcPr>
-            <w:tcW w:type="dxa" w:w="1217"/>
-          </w:tcPr>
-          <w:p>
-            <w:r/>
-            <w:r>
-              <w:t>GET</w:t>
-            </w:r>
-            <w:r>
-              <w:br/>
-            </w:r>
-            <w:r>
-              <w:t>GET /id</w:t>
+            <w:tcW w:type="dxa" w:w="1498"/>
+          </w:tcPr>
+          <w:p>
+            <w:r/>
+            <w:r>
+              <w:t>resource</w:t>
+            </w:r>
+          </w:p>
+        </w:tc>
+        <w:tc>
+          <w:tcPr>
+            <w:tcW w:type="dxa" w:w="2059"/>
+          </w:tcPr>
+          <w:p>
+            <w:r/>
+            <w:r>
+              <w:t>GET, GET /id</w:t>
             </w:r>
           </w:p>
         </w:tc>
@@ -2740,35 +2646,35 @@
           <w:p>
             <w:r/>
             <w:r>
-              <w:t>TMF666</w:t>
-            </w:r>
-          </w:p>
-        </w:tc>
-        <w:tc>
-          <w:tcPr>
-            <w:tcW w:type="dxa" w:w="2434"/>
-          </w:tcPr>
-          <w:p>
-            <w:r/>
-            <w:r>
-              <w:t>Account Management API</w:t>
-            </w:r>
-          </w:p>
-        </w:tc>
-        <w:tc>
-          <w:tcPr>
-            <w:tcW w:type="dxa" w:w="1310"/>
-          </w:tcPr>
-          <w:p>
-            <w:r/>
-            <w:r>
-              <w:t>5</w:t>
-            </w:r>
-          </w:p>
-        </w:tc>
-        <w:tc>
-          <w:tcPr>
-            <w:tcW w:type="dxa" w:w="1685"/>
+              <w:t>TMF651</w:t>
+            </w:r>
+          </w:p>
+        </w:tc>
+        <w:tc>
+          <w:tcPr>
+            <w:tcW w:type="dxa" w:w="2059"/>
+          </w:tcPr>
+          <w:p>
+            <w:r/>
+            <w:r>
+              <w:t>Agreement Management API</w:t>
+            </w:r>
+          </w:p>
+        </w:tc>
+        <w:tc>
+          <w:tcPr>
+            <w:tcW w:type="dxa" w:w="1217"/>
+          </w:tcPr>
+          <w:p>
+            <w:r/>
+            <w:r>
+              <w:t>4</w:t>
+            </w:r>
+          </w:p>
+        </w:tc>
+        <w:tc>
+          <w:tcPr>
+            <w:tcW w:type="dxa" w:w="1498"/>
           </w:tcPr>
           <w:p>
             <w:r/>
@@ -2779,29 +2685,23 @@
         </w:tc>
         <w:tc>
           <w:tcPr>
-            <w:tcW w:type="dxa" w:w="1685"/>
-          </w:tcPr>
-          <w:p>
-            <w:r/>
-            <w:r>
-              <w:t>billingAccount</w:t>
-            </w:r>
-          </w:p>
-        </w:tc>
-        <w:tc>
-          <w:tcPr>
-            <w:tcW w:type="dxa" w:w="1217"/>
-          </w:tcPr>
-          <w:p>
-            <w:r/>
-            <w:r>
-              <w:t>GET</w:t>
-            </w:r>
-            <w:r>
-              <w:br/>
-            </w:r>
-            <w:r>
-              <w:t>GET /id</w:t>
+            <w:tcW w:type="dxa" w:w="1498"/>
+          </w:tcPr>
+          <w:p>
+            <w:r/>
+            <w:r>
+              <w:t>agreement</w:t>
+            </w:r>
+          </w:p>
+        </w:tc>
+        <w:tc>
+          <w:tcPr>
+            <w:tcW w:type="dxa" w:w="2059"/>
+          </w:tcPr>
+          <w:p>
+            <w:r/>
+            <w:r>
+              <w:t>GET, GET /id</w:t>
             </w:r>
           </w:p>
         </w:tc>
@@ -2814,24 +2714,24 @@
           <w:p>
             <w:r/>
             <w:r>
-              <w:t>TMF666</w:t>
-            </w:r>
-          </w:p>
-        </w:tc>
-        <w:tc>
-          <w:tcPr>
-            <w:tcW w:type="dxa" w:w="2434"/>
-          </w:tcPr>
-          <w:p>
-            <w:r/>
-            <w:r>
-              <w:t>Account Management API</w:t>
-            </w:r>
-          </w:p>
-        </w:tc>
-        <w:tc>
-          <w:tcPr>
-            <w:tcW w:type="dxa" w:w="1310"/>
+              <w:t>TMF673</w:t>
+            </w:r>
+          </w:p>
+        </w:tc>
+        <w:tc>
+          <w:tcPr>
+            <w:tcW w:type="dxa" w:w="2059"/>
+          </w:tcPr>
+          <w:p>
+            <w:r/>
+            <w:r>
+              <w:t>Geographic Address Management API</w:t>
+            </w:r>
+          </w:p>
+        </w:tc>
+        <w:tc>
+          <w:tcPr>
+            <w:tcW w:type="dxa" w:w="1217"/>
           </w:tcPr>
           <w:p>
             <w:r/>
@@ -2842,7 +2742,7 @@
         </w:tc>
         <w:tc>
           <w:tcPr>
-            <w:tcW w:type="dxa" w:w="1685"/>
+            <w:tcW w:type="dxa" w:w="1498"/>
           </w:tcPr>
           <w:p>
             <w:r/>
@@ -2853,29 +2753,23 @@
         </w:tc>
         <w:tc>
           <w:tcPr>
-            <w:tcW w:type="dxa" w:w="1685"/>
-          </w:tcPr>
-          <w:p>
-            <w:r/>
-            <w:r>
-              <w:t>billingAccount</w:t>
-            </w:r>
-          </w:p>
-        </w:tc>
-        <w:tc>
-          <w:tcPr>
-            <w:tcW w:type="dxa" w:w="1217"/>
-          </w:tcPr>
-          <w:p>
-            <w:r/>
-            <w:r>
-              <w:t>GET</w:t>
-            </w:r>
-            <w:r>
-              <w:br/>
-            </w:r>
-            <w:r>
-              <w:t>GET /id</w:t>
+            <w:tcW w:type="dxa" w:w="1498"/>
+          </w:tcPr>
+          <w:p>
+            <w:r/>
+            <w:r>
+              <w:t>geographicAddress</w:t>
+            </w:r>
+          </w:p>
+        </w:tc>
+        <w:tc>
+          <w:tcPr>
+            <w:tcW w:type="dxa" w:w="2059"/>
+          </w:tcPr>
+          <w:p>
+            <w:r/>
+            <w:r>
+              <w:t>GET, GET /id</w:t>
             </w:r>
           </w:p>
         </w:tc>
@@ -2888,35 +2782,35 @@
           <w:p>
             <w:r/>
             <w:r>
-              <w:t>TMF632</w:t>
-            </w:r>
-          </w:p>
-        </w:tc>
-        <w:tc>
-          <w:tcPr>
-            <w:tcW w:type="dxa" w:w="2434"/>
-          </w:tcPr>
-          <w:p>
-            <w:r/>
-            <w:r>
-              <w:t>Party Management API</w:t>
-            </w:r>
-          </w:p>
-        </w:tc>
-        <w:tc>
-          <w:tcPr>
-            <w:tcW w:type="dxa" w:w="1310"/>
-          </w:tcPr>
-          <w:p>
-            <w:r/>
-            <w:r>
-              <w:t>5</w:t>
-            </w:r>
-          </w:p>
-        </w:tc>
-        <w:tc>
-          <w:tcPr>
-            <w:tcW w:type="dxa" w:w="1685"/>
+              <w:t>TMF673</w:t>
+            </w:r>
+          </w:p>
+        </w:tc>
+        <w:tc>
+          <w:tcPr>
+            <w:tcW w:type="dxa" w:w="2059"/>
+          </w:tcPr>
+          <w:p>
+            <w:r/>
+            <w:r>
+              <w:t>Geographic Address Management API</w:t>
+            </w:r>
+          </w:p>
+        </w:tc>
+        <w:tc>
+          <w:tcPr>
+            <w:tcW w:type="dxa" w:w="1217"/>
+          </w:tcPr>
+          <w:p>
+            <w:r/>
+            <w:r>
+              <w:t>4</w:t>
+            </w:r>
+          </w:p>
+        </w:tc>
+        <w:tc>
+          <w:tcPr>
+            <w:tcW w:type="dxa" w:w="1498"/>
           </w:tcPr>
           <w:p>
             <w:r/>
@@ -2927,35 +2821,23 @@
         </w:tc>
         <w:tc>
           <w:tcPr>
-            <w:tcW w:type="dxa" w:w="1685"/>
-          </w:tcPr>
-          <w:p>
-            <w:r/>
-            <w:r>
-              <w:t>individual</w:t>
-            </w:r>
-            <w:r>
-              <w:br/>
-            </w:r>
-            <w:r>
-              <w:t>organization</w:t>
-            </w:r>
-          </w:p>
-        </w:tc>
-        <w:tc>
-          <w:tcPr>
-            <w:tcW w:type="dxa" w:w="1217"/>
-          </w:tcPr>
-          <w:p>
-            <w:r/>
-            <w:r>
-              <w:t>GET</w:t>
-            </w:r>
-            <w:r>
-              <w:br/>
-            </w:r>
-            <w:r>
-              <w:t>GET /id</w:t>
+            <w:tcW w:type="dxa" w:w="1498"/>
+          </w:tcPr>
+          <w:p>
+            <w:r/>
+            <w:r>
+              <w:t>geographicSubAddress</w:t>
+            </w:r>
+          </w:p>
+        </w:tc>
+        <w:tc>
+          <w:tcPr>
+            <w:tcW w:type="dxa" w:w="2059"/>
+          </w:tcPr>
+          <w:p>
+            <w:r/>
+            <w:r>
+              <w:t>GET, GET /id</w:t>
             </w:r>
           </w:p>
         </w:tc>
@@ -2968,24 +2850,24 @@
           <w:p>
             <w:r/>
             <w:r>
-              <w:t>TMF632</w:t>
-            </w:r>
-          </w:p>
-        </w:tc>
-        <w:tc>
-          <w:tcPr>
-            <w:tcW w:type="dxa" w:w="2434"/>
-          </w:tcPr>
-          <w:p>
-            <w:r/>
-            <w:r>
-              <w:t>Party Management API</w:t>
-            </w:r>
-          </w:p>
-        </w:tc>
-        <w:tc>
-          <w:tcPr>
-            <w:tcW w:type="dxa" w:w="1310"/>
+              <w:t>TMF674</w:t>
+            </w:r>
+          </w:p>
+        </w:tc>
+        <w:tc>
+          <w:tcPr>
+            <w:tcW w:type="dxa" w:w="2059"/>
+          </w:tcPr>
+          <w:p>
+            <w:r/>
+            <w:r>
+              <w:t>Geographic Site Management API</w:t>
+            </w:r>
+          </w:p>
+        </w:tc>
+        <w:tc>
+          <w:tcPr>
+            <w:tcW w:type="dxa" w:w="1217"/>
           </w:tcPr>
           <w:p>
             <w:r/>
@@ -2996,7 +2878,7 @@
         </w:tc>
         <w:tc>
           <w:tcPr>
-            <w:tcW w:type="dxa" w:w="1685"/>
+            <w:tcW w:type="dxa" w:w="1498"/>
           </w:tcPr>
           <w:p>
             <w:r/>
@@ -3007,35 +2889,23 @@
         </w:tc>
         <w:tc>
           <w:tcPr>
-            <w:tcW w:type="dxa" w:w="1685"/>
-          </w:tcPr>
-          <w:p>
-            <w:r/>
-            <w:r>
-              <w:t>individual</w:t>
-            </w:r>
-            <w:r>
-              <w:br/>
-            </w:r>
-            <w:r>
-              <w:t>organization</w:t>
-            </w:r>
-          </w:p>
-        </w:tc>
-        <w:tc>
-          <w:tcPr>
-            <w:tcW w:type="dxa" w:w="1217"/>
-          </w:tcPr>
-          <w:p>
-            <w:r/>
-            <w:r>
-              <w:t>GET</w:t>
-            </w:r>
-            <w:r>
-              <w:br/>
-            </w:r>
-            <w:r>
-              <w:t>GET /id</w:t>
+            <w:tcW w:type="dxa" w:w="1498"/>
+          </w:tcPr>
+          <w:p>
+            <w:r/>
+            <w:r>
+              <w:t>geographicSite</w:t>
+            </w:r>
+          </w:p>
+        </w:tc>
+        <w:tc>
+          <w:tcPr>
+            <w:tcW w:type="dxa" w:w="2059"/>
+          </w:tcPr>
+          <w:p>
+            <w:r/>
+            <w:r>
+              <w:t>GET, GET /id</w:t>
             </w:r>
           </w:p>
         </w:tc>
@@ -3048,35 +2918,35 @@
           <w:p>
             <w:r/>
             <w:r>
-              <w:t>TMF637</w:t>
-            </w:r>
-          </w:p>
-        </w:tc>
-        <w:tc>
-          <w:tcPr>
-            <w:tcW w:type="dxa" w:w="2434"/>
-          </w:tcPr>
-          <w:p>
-            <w:r/>
-            <w:r>
-              <w:t>Product Inventory Management API</w:t>
-            </w:r>
-          </w:p>
-        </w:tc>
-        <w:tc>
-          <w:tcPr>
-            <w:tcW w:type="dxa" w:w="1310"/>
-          </w:tcPr>
-          <w:p>
-            <w:r/>
-            <w:r>
-              <w:t>5</w:t>
-            </w:r>
-          </w:p>
-        </w:tc>
-        <w:tc>
-          <w:tcPr>
-            <w:tcW w:type="dxa" w:w="1685"/>
+              <w:t>TMF675</w:t>
+            </w:r>
+          </w:p>
+        </w:tc>
+        <w:tc>
+          <w:tcPr>
+            <w:tcW w:type="dxa" w:w="2059"/>
+          </w:tcPr>
+          <w:p>
+            <w:r/>
+            <w:r>
+              <w:t>UNRESOLVED-TMF675</w:t>
+            </w:r>
+          </w:p>
+        </w:tc>
+        <w:tc>
+          <w:tcPr>
+            <w:tcW w:type="dxa" w:w="1217"/>
+          </w:tcPr>
+          <w:p>
+            <w:r/>
+            <w:r>
+              <w:t>4</w:t>
+            </w:r>
+          </w:p>
+        </w:tc>
+        <w:tc>
+          <w:tcPr>
+            <w:tcW w:type="dxa" w:w="1498"/>
           </w:tcPr>
           <w:p>
             <w:r/>
@@ -3087,47 +2957,23 @@
         </w:tc>
         <w:tc>
           <w:tcPr>
-            <w:tcW w:type="dxa" w:w="1685"/>
-          </w:tcPr>
-          <w:p>
-            <w:r/>
-            <w:r>
-              <w:t>product</w:t>
-            </w:r>
-          </w:p>
-        </w:tc>
-        <w:tc>
-          <w:tcPr>
-            <w:tcW w:type="dxa" w:w="1217"/>
-          </w:tcPr>
-          <w:p>
-            <w:r/>
-            <w:r>
-              <w:t>GET</w:t>
-            </w:r>
-            <w:r>
-              <w:br/>
-            </w:r>
-            <w:r>
-              <w:t>GET /id</w:t>
-            </w:r>
-            <w:r>
-              <w:br/>
-            </w:r>
-            <w:r>
-              <w:t>POST</w:t>
-            </w:r>
-            <w:r>
-              <w:br/>
-            </w:r>
-            <w:r>
-              <w:t>PATCH</w:t>
-            </w:r>
-            <w:r>
-              <w:br/>
-            </w:r>
-            <w:r>
-              <w:t>DELETE</w:t>
+            <w:tcW w:type="dxa" w:w="1498"/>
+          </w:tcPr>
+          <w:p>
+            <w:r/>
+            <w:r>
+              <w:t>geographicLocation</w:t>
+            </w:r>
+          </w:p>
+        </w:tc>
+        <w:tc>
+          <w:tcPr>
+            <w:tcW w:type="dxa" w:w="2059"/>
+          </w:tcPr>
+          <w:p>
+            <w:r/>
+            <w:r>
+              <w:t>GET, GET /id</w:t>
             </w:r>
           </w:p>
         </w:tc>
@@ -3140,35 +2986,35 @@
           <w:p>
             <w:r/>
             <w:r>
-              <w:t>TMF637</w:t>
-            </w:r>
-          </w:p>
-        </w:tc>
-        <w:tc>
-          <w:tcPr>
-            <w:tcW w:type="dxa" w:w="2434"/>
-          </w:tcPr>
-          <w:p>
-            <w:r/>
-            <w:r>
-              <w:t>Product Inventory Management API</w:t>
-            </w:r>
-          </w:p>
-        </w:tc>
-        <w:tc>
-          <w:tcPr>
-            <w:tcW w:type="dxa" w:w="1310"/>
-          </w:tcPr>
-          <w:p>
-            <w:r/>
-            <w:r>
-              <w:t>4</w:t>
-            </w:r>
-          </w:p>
-        </w:tc>
-        <w:tc>
-          <w:tcPr>
-            <w:tcW w:type="dxa" w:w="1685"/>
+              <w:t>TMF666</w:t>
+            </w:r>
+          </w:p>
+        </w:tc>
+        <w:tc>
+          <w:tcPr>
+            <w:tcW w:type="dxa" w:w="2059"/>
+          </w:tcPr>
+          <w:p>
+            <w:r/>
+            <w:r>
+              <w:t>Account Management API</w:t>
+            </w:r>
+          </w:p>
+        </w:tc>
+        <w:tc>
+          <w:tcPr>
+            <w:tcW w:type="dxa" w:w="1217"/>
+          </w:tcPr>
+          <w:p>
+            <w:r/>
+            <w:r>
+              <w:t>5</w:t>
+            </w:r>
+          </w:p>
+        </w:tc>
+        <w:tc>
+          <w:tcPr>
+            <w:tcW w:type="dxa" w:w="1498"/>
           </w:tcPr>
           <w:p>
             <w:r/>
@@ -3179,47 +3025,23 @@
         </w:tc>
         <w:tc>
           <w:tcPr>
-            <w:tcW w:type="dxa" w:w="1685"/>
-          </w:tcPr>
-          <w:p>
-            <w:r/>
-            <w:r>
-              <w:t>product</w:t>
-            </w:r>
-          </w:p>
-        </w:tc>
-        <w:tc>
-          <w:tcPr>
-            <w:tcW w:type="dxa" w:w="1217"/>
-          </w:tcPr>
-          <w:p>
-            <w:r/>
-            <w:r>
-              <w:t>GET</w:t>
-            </w:r>
-            <w:r>
-              <w:br/>
-            </w:r>
-            <w:r>
-              <w:t>GET /id</w:t>
-            </w:r>
-            <w:r>
-              <w:br/>
-            </w:r>
-            <w:r>
-              <w:t>POST</w:t>
-            </w:r>
-            <w:r>
-              <w:br/>
-            </w:r>
-            <w:r>
-              <w:t>PATCH</w:t>
-            </w:r>
-            <w:r>
-              <w:br/>
-            </w:r>
-            <w:r>
-              <w:t>DELETE</w:t>
+            <w:tcW w:type="dxa" w:w="1498"/>
+          </w:tcPr>
+          <w:p>
+            <w:r/>
+            <w:r>
+              <w:t>billingAccount</w:t>
+            </w:r>
+          </w:p>
+        </w:tc>
+        <w:tc>
+          <w:tcPr>
+            <w:tcW w:type="dxa" w:w="2059"/>
+          </w:tcPr>
+          <w:p>
+            <w:r/>
+            <w:r>
+              <w:t>GET, GET /id</w:t>
             </w:r>
           </w:p>
         </w:tc>
@@ -3232,35 +3054,35 @@
           <w:p>
             <w:r/>
             <w:r>
-              <w:t>TMF638</w:t>
-            </w:r>
-          </w:p>
-        </w:tc>
-        <w:tc>
-          <w:tcPr>
-            <w:tcW w:type="dxa" w:w="2434"/>
-          </w:tcPr>
-          <w:p>
-            <w:r/>
-            <w:r>
-              <w:t>Service Inventory Management API</w:t>
-            </w:r>
-          </w:p>
-        </w:tc>
-        <w:tc>
-          <w:tcPr>
-            <w:tcW w:type="dxa" w:w="1310"/>
-          </w:tcPr>
-          <w:p>
-            <w:r/>
-            <w:r>
-              <w:t>5</w:t>
-            </w:r>
-          </w:p>
-        </w:tc>
-        <w:tc>
-          <w:tcPr>
-            <w:tcW w:type="dxa" w:w="1685"/>
+              <w:t>TMF666</w:t>
+            </w:r>
+          </w:p>
+        </w:tc>
+        <w:tc>
+          <w:tcPr>
+            <w:tcW w:type="dxa" w:w="2059"/>
+          </w:tcPr>
+          <w:p>
+            <w:r/>
+            <w:r>
+              <w:t>Account Management API</w:t>
+            </w:r>
+          </w:p>
+        </w:tc>
+        <w:tc>
+          <w:tcPr>
+            <w:tcW w:type="dxa" w:w="1217"/>
+          </w:tcPr>
+          <w:p>
+            <w:r/>
+            <w:r>
+              <w:t>4</w:t>
+            </w:r>
+          </w:p>
+        </w:tc>
+        <w:tc>
+          <w:tcPr>
+            <w:tcW w:type="dxa" w:w="1498"/>
           </w:tcPr>
           <w:p>
             <w:r/>
@@ -3271,29 +3093,23 @@
         </w:tc>
         <w:tc>
           <w:tcPr>
-            <w:tcW w:type="dxa" w:w="1685"/>
-          </w:tcPr>
-          <w:p>
-            <w:r/>
-            <w:r>
-              <w:t>service</w:t>
-            </w:r>
-          </w:p>
-        </w:tc>
-        <w:tc>
-          <w:tcPr>
-            <w:tcW w:type="dxa" w:w="1217"/>
-          </w:tcPr>
-          <w:p>
-            <w:r/>
-            <w:r>
-              <w:t>GET</w:t>
-            </w:r>
-            <w:r>
-              <w:br/>
-            </w:r>
-            <w:r>
-              <w:t>GET /id</w:t>
+            <w:tcW w:type="dxa" w:w="1498"/>
+          </w:tcPr>
+          <w:p>
+            <w:r/>
+            <w:r>
+              <w:t>billingAccount</w:t>
+            </w:r>
+          </w:p>
+        </w:tc>
+        <w:tc>
+          <w:tcPr>
+            <w:tcW w:type="dxa" w:w="2059"/>
+          </w:tcPr>
+          <w:p>
+            <w:r/>
+            <w:r>
+              <w:t>GET, GET /id</w:t>
             </w:r>
           </w:p>
         </w:tc>
@@ -3306,35 +3122,35 @@
           <w:p>
             <w:r/>
             <w:r>
-              <w:t>TMF638</w:t>
-            </w:r>
-          </w:p>
-        </w:tc>
-        <w:tc>
-          <w:tcPr>
-            <w:tcW w:type="dxa" w:w="2434"/>
-          </w:tcPr>
-          <w:p>
-            <w:r/>
-            <w:r>
-              <w:t>Service Inventory Management API</w:t>
-            </w:r>
-          </w:p>
-        </w:tc>
-        <w:tc>
-          <w:tcPr>
-            <w:tcW w:type="dxa" w:w="1310"/>
-          </w:tcPr>
-          <w:p>
-            <w:r/>
-            <w:r>
-              <w:t>4</w:t>
-            </w:r>
-          </w:p>
-        </w:tc>
-        <w:tc>
-          <w:tcPr>
-            <w:tcW w:type="dxa" w:w="1685"/>
+              <w:t>TMF632</w:t>
+            </w:r>
+          </w:p>
+        </w:tc>
+        <w:tc>
+          <w:tcPr>
+            <w:tcW w:type="dxa" w:w="2059"/>
+          </w:tcPr>
+          <w:p>
+            <w:r/>
+            <w:r>
+              <w:t>Party Management API</w:t>
+            </w:r>
+          </w:p>
+        </w:tc>
+        <w:tc>
+          <w:tcPr>
+            <w:tcW w:type="dxa" w:w="1217"/>
+          </w:tcPr>
+          <w:p>
+            <w:r/>
+            <w:r>
+              <w:t>5</w:t>
+            </w:r>
+          </w:p>
+        </w:tc>
+        <w:tc>
+          <w:tcPr>
+            <w:tcW w:type="dxa" w:w="1498"/>
           </w:tcPr>
           <w:p>
             <w:r/>
@@ -3345,29 +3161,23 @@
         </w:tc>
         <w:tc>
           <w:tcPr>
-            <w:tcW w:type="dxa" w:w="1685"/>
-          </w:tcPr>
-          <w:p>
-            <w:r/>
-            <w:r>
-              <w:t>service</w:t>
-            </w:r>
-          </w:p>
-        </w:tc>
-        <w:tc>
-          <w:tcPr>
-            <w:tcW w:type="dxa" w:w="1217"/>
-          </w:tcPr>
-          <w:p>
-            <w:r/>
-            <w:r>
-              <w:t>GET</w:t>
-            </w:r>
-            <w:r>
-              <w:br/>
-            </w:r>
-            <w:r>
-              <w:t>GET /id</w:t>
+            <w:tcW w:type="dxa" w:w="1498"/>
+          </w:tcPr>
+          <w:p>
+            <w:r/>
+            <w:r>
+              <w:t>individual</w:t>
+            </w:r>
+          </w:p>
+        </w:tc>
+        <w:tc>
+          <w:tcPr>
+            <w:tcW w:type="dxa" w:w="2059"/>
+          </w:tcPr>
+          <w:p>
+            <w:r/>
+            <w:r>
+              <w:t>GET, GET /id</w:t>
             </w:r>
           </w:p>
         </w:tc>
@@ -3380,24 +3190,24 @@
           <w:p>
             <w:r/>
             <w:r>
-              <w:t>TMF622</w:t>
-            </w:r>
-          </w:p>
-        </w:tc>
-        <w:tc>
-          <w:tcPr>
-            <w:tcW w:type="dxa" w:w="2434"/>
-          </w:tcPr>
-          <w:p>
-            <w:r/>
-            <w:r>
-              <w:t>Product Ordering Management API</w:t>
-            </w:r>
-          </w:p>
-        </w:tc>
-        <w:tc>
-          <w:tcPr>
-            <w:tcW w:type="dxa" w:w="1310"/>
+              <w:t>TMF632</w:t>
+            </w:r>
+          </w:p>
+        </w:tc>
+        <w:tc>
+          <w:tcPr>
+            <w:tcW w:type="dxa" w:w="2059"/>
+          </w:tcPr>
+          <w:p>
+            <w:r/>
+            <w:r>
+              <w:t>Party Management API</w:t>
+            </w:r>
+          </w:p>
+        </w:tc>
+        <w:tc>
+          <w:tcPr>
+            <w:tcW w:type="dxa" w:w="1217"/>
           </w:tcPr>
           <w:p>
             <w:r/>
@@ -3408,7 +3218,7 @@
         </w:tc>
         <w:tc>
           <w:tcPr>
-            <w:tcW w:type="dxa" w:w="1685"/>
+            <w:tcW w:type="dxa" w:w="1498"/>
           </w:tcPr>
           <w:p>
             <w:r/>
@@ -3419,29 +3229,23 @@
         </w:tc>
         <w:tc>
           <w:tcPr>
-            <w:tcW w:type="dxa" w:w="1685"/>
-          </w:tcPr>
-          <w:p>
-            <w:r/>
-            <w:r>
-              <w:t>productOrder</w:t>
-            </w:r>
-          </w:p>
-        </w:tc>
-        <w:tc>
-          <w:tcPr>
-            <w:tcW w:type="dxa" w:w="1217"/>
-          </w:tcPr>
-          <w:p>
-            <w:r/>
-            <w:r>
-              <w:t>GET</w:t>
-            </w:r>
-            <w:r>
-              <w:br/>
-            </w:r>
-            <w:r>
-              <w:t>GET /id</w:t>
+            <w:tcW w:type="dxa" w:w="1498"/>
+          </w:tcPr>
+          <w:p>
+            <w:r/>
+            <w:r>
+              <w:t>organization</w:t>
+            </w:r>
+          </w:p>
+        </w:tc>
+        <w:tc>
+          <w:tcPr>
+            <w:tcW w:type="dxa" w:w="2059"/>
+          </w:tcPr>
+          <w:p>
+            <w:r/>
+            <w:r>
+              <w:t>GET, GET /id</w:t>
             </w:r>
           </w:p>
         </w:tc>
@@ -3454,13 +3258,421 @@
           <w:p>
             <w:r/>
             <w:r>
+              <w:t>TMF632</w:t>
+            </w:r>
+          </w:p>
+        </w:tc>
+        <w:tc>
+          <w:tcPr>
+            <w:tcW w:type="dxa" w:w="2059"/>
+          </w:tcPr>
+          <w:p>
+            <w:r/>
+            <w:r>
+              <w:t>Party Management API</w:t>
+            </w:r>
+          </w:p>
+        </w:tc>
+        <w:tc>
+          <w:tcPr>
+            <w:tcW w:type="dxa" w:w="1217"/>
+          </w:tcPr>
+          <w:p>
+            <w:r/>
+            <w:r>
+              <w:t>4</w:t>
+            </w:r>
+          </w:p>
+        </w:tc>
+        <w:tc>
+          <w:tcPr>
+            <w:tcW w:type="dxa" w:w="1498"/>
+          </w:tcPr>
+          <w:p>
+            <w:r/>
+            <w:r>
+              <w:t>Optional</w:t>
+            </w:r>
+          </w:p>
+        </w:tc>
+        <w:tc>
+          <w:tcPr>
+            <w:tcW w:type="dxa" w:w="1498"/>
+          </w:tcPr>
+          <w:p>
+            <w:r/>
+            <w:r>
+              <w:t>individual</w:t>
+            </w:r>
+          </w:p>
+        </w:tc>
+        <w:tc>
+          <w:tcPr>
+            <w:tcW w:type="dxa" w:w="2059"/>
+          </w:tcPr>
+          <w:p>
+            <w:r/>
+            <w:r>
+              <w:t>GET, GET /id</w:t>
+            </w:r>
+          </w:p>
+        </w:tc>
+      </w:tr>
+      <w:tr>
+        <w:tc>
+          <w:tcPr>
+            <w:tcW w:type="dxa" w:w="1030"/>
+          </w:tcPr>
+          <w:p>
+            <w:r/>
+            <w:r>
+              <w:t>TMF632</w:t>
+            </w:r>
+          </w:p>
+        </w:tc>
+        <w:tc>
+          <w:tcPr>
+            <w:tcW w:type="dxa" w:w="2059"/>
+          </w:tcPr>
+          <w:p>
+            <w:r/>
+            <w:r>
+              <w:t>Party Management API</w:t>
+            </w:r>
+          </w:p>
+        </w:tc>
+        <w:tc>
+          <w:tcPr>
+            <w:tcW w:type="dxa" w:w="1217"/>
+          </w:tcPr>
+          <w:p>
+            <w:r/>
+            <w:r>
+              <w:t>4</w:t>
+            </w:r>
+          </w:p>
+        </w:tc>
+        <w:tc>
+          <w:tcPr>
+            <w:tcW w:type="dxa" w:w="1498"/>
+          </w:tcPr>
+          <w:p>
+            <w:r/>
+            <w:r>
+              <w:t>Optional</w:t>
+            </w:r>
+          </w:p>
+        </w:tc>
+        <w:tc>
+          <w:tcPr>
+            <w:tcW w:type="dxa" w:w="1498"/>
+          </w:tcPr>
+          <w:p>
+            <w:r/>
+            <w:r>
+              <w:t>organization</w:t>
+            </w:r>
+          </w:p>
+        </w:tc>
+        <w:tc>
+          <w:tcPr>
+            <w:tcW w:type="dxa" w:w="2059"/>
+          </w:tcPr>
+          <w:p>
+            <w:r/>
+            <w:r>
+              <w:t>GET, GET /id</w:t>
+            </w:r>
+          </w:p>
+        </w:tc>
+      </w:tr>
+      <w:tr>
+        <w:tc>
+          <w:tcPr>
+            <w:tcW w:type="dxa" w:w="1030"/>
+          </w:tcPr>
+          <w:p>
+            <w:r/>
+            <w:r>
+              <w:t>TMF637</w:t>
+            </w:r>
+          </w:p>
+        </w:tc>
+        <w:tc>
+          <w:tcPr>
+            <w:tcW w:type="dxa" w:w="2059"/>
+          </w:tcPr>
+          <w:p>
+            <w:r/>
+            <w:r>
+              <w:t>Product Inventory Management API</w:t>
+            </w:r>
+          </w:p>
+        </w:tc>
+        <w:tc>
+          <w:tcPr>
+            <w:tcW w:type="dxa" w:w="1217"/>
+          </w:tcPr>
+          <w:p>
+            <w:r/>
+            <w:r>
+              <w:t>5</w:t>
+            </w:r>
+          </w:p>
+        </w:tc>
+        <w:tc>
+          <w:tcPr>
+            <w:tcW w:type="dxa" w:w="1498"/>
+          </w:tcPr>
+          <w:p>
+            <w:r/>
+            <w:r>
+              <w:t>Optional</w:t>
+            </w:r>
+          </w:p>
+        </w:tc>
+        <w:tc>
+          <w:tcPr>
+            <w:tcW w:type="dxa" w:w="1498"/>
+          </w:tcPr>
+          <w:p>
+            <w:r/>
+            <w:r>
+              <w:t>product</w:t>
+            </w:r>
+          </w:p>
+        </w:tc>
+        <w:tc>
+          <w:tcPr>
+            <w:tcW w:type="dxa" w:w="2059"/>
+          </w:tcPr>
+          <w:p>
+            <w:r/>
+            <w:r>
+              <w:t>GET, GET /id, POST, PATCH, DELETE</w:t>
+            </w:r>
+          </w:p>
+        </w:tc>
+      </w:tr>
+      <w:tr>
+        <w:tc>
+          <w:tcPr>
+            <w:tcW w:type="dxa" w:w="1030"/>
+          </w:tcPr>
+          <w:p>
+            <w:r/>
+            <w:r>
+              <w:t>TMF637</w:t>
+            </w:r>
+          </w:p>
+        </w:tc>
+        <w:tc>
+          <w:tcPr>
+            <w:tcW w:type="dxa" w:w="2059"/>
+          </w:tcPr>
+          <w:p>
+            <w:r/>
+            <w:r>
+              <w:t>Product Inventory Management API</w:t>
+            </w:r>
+          </w:p>
+        </w:tc>
+        <w:tc>
+          <w:tcPr>
+            <w:tcW w:type="dxa" w:w="1217"/>
+          </w:tcPr>
+          <w:p>
+            <w:r/>
+            <w:r>
+              <w:t>4</w:t>
+            </w:r>
+          </w:p>
+        </w:tc>
+        <w:tc>
+          <w:tcPr>
+            <w:tcW w:type="dxa" w:w="1498"/>
+          </w:tcPr>
+          <w:p>
+            <w:r/>
+            <w:r>
+              <w:t>Optional</w:t>
+            </w:r>
+          </w:p>
+        </w:tc>
+        <w:tc>
+          <w:tcPr>
+            <w:tcW w:type="dxa" w:w="1498"/>
+          </w:tcPr>
+          <w:p>
+            <w:r/>
+            <w:r>
+              <w:t>product</w:t>
+            </w:r>
+          </w:p>
+        </w:tc>
+        <w:tc>
+          <w:tcPr>
+            <w:tcW w:type="dxa" w:w="2059"/>
+          </w:tcPr>
+          <w:p>
+            <w:r/>
+            <w:r>
+              <w:t>GET, GET /id, POST, PATCH, DELETE</w:t>
+            </w:r>
+          </w:p>
+        </w:tc>
+      </w:tr>
+      <w:tr>
+        <w:tc>
+          <w:tcPr>
+            <w:tcW w:type="dxa" w:w="1030"/>
+          </w:tcPr>
+          <w:p>
+            <w:r/>
+            <w:r>
+              <w:t>TMF638</w:t>
+            </w:r>
+          </w:p>
+        </w:tc>
+        <w:tc>
+          <w:tcPr>
+            <w:tcW w:type="dxa" w:w="2059"/>
+          </w:tcPr>
+          <w:p>
+            <w:r/>
+            <w:r>
+              <w:t>Service Inventory Management API</w:t>
+            </w:r>
+          </w:p>
+        </w:tc>
+        <w:tc>
+          <w:tcPr>
+            <w:tcW w:type="dxa" w:w="1217"/>
+          </w:tcPr>
+          <w:p>
+            <w:r/>
+            <w:r>
+              <w:t>5</w:t>
+            </w:r>
+          </w:p>
+        </w:tc>
+        <w:tc>
+          <w:tcPr>
+            <w:tcW w:type="dxa" w:w="1498"/>
+          </w:tcPr>
+          <w:p>
+            <w:r/>
+            <w:r>
+              <w:t>Optional</w:t>
+            </w:r>
+          </w:p>
+        </w:tc>
+        <w:tc>
+          <w:tcPr>
+            <w:tcW w:type="dxa" w:w="1498"/>
+          </w:tcPr>
+          <w:p>
+            <w:r/>
+            <w:r>
+              <w:t>service</w:t>
+            </w:r>
+          </w:p>
+        </w:tc>
+        <w:tc>
+          <w:tcPr>
+            <w:tcW w:type="dxa" w:w="2059"/>
+          </w:tcPr>
+          <w:p>
+            <w:r/>
+            <w:r>
+              <w:t>GET, GET /id</w:t>
+            </w:r>
+          </w:p>
+        </w:tc>
+      </w:tr>
+      <w:tr>
+        <w:tc>
+          <w:tcPr>
+            <w:tcW w:type="dxa" w:w="1030"/>
+          </w:tcPr>
+          <w:p>
+            <w:r/>
+            <w:r>
+              <w:t>TMF638</w:t>
+            </w:r>
+          </w:p>
+        </w:tc>
+        <w:tc>
+          <w:tcPr>
+            <w:tcW w:type="dxa" w:w="2059"/>
+          </w:tcPr>
+          <w:p>
+            <w:r/>
+            <w:r>
+              <w:t>Service Inventory Management API</w:t>
+            </w:r>
+          </w:p>
+        </w:tc>
+        <w:tc>
+          <w:tcPr>
+            <w:tcW w:type="dxa" w:w="1217"/>
+          </w:tcPr>
+          <w:p>
+            <w:r/>
+            <w:r>
+              <w:t>4</w:t>
+            </w:r>
+          </w:p>
+        </w:tc>
+        <w:tc>
+          <w:tcPr>
+            <w:tcW w:type="dxa" w:w="1498"/>
+          </w:tcPr>
+          <w:p>
+            <w:r/>
+            <w:r>
+              <w:t>Optional</w:t>
+            </w:r>
+          </w:p>
+        </w:tc>
+        <w:tc>
+          <w:tcPr>
+            <w:tcW w:type="dxa" w:w="1498"/>
+          </w:tcPr>
+          <w:p>
+            <w:r/>
+            <w:r>
+              <w:t>service</w:t>
+            </w:r>
+          </w:p>
+        </w:tc>
+        <w:tc>
+          <w:tcPr>
+            <w:tcW w:type="dxa" w:w="2059"/>
+          </w:tcPr>
+          <w:p>
+            <w:r/>
+            <w:r>
+              <w:t>GET, GET /id</w:t>
+            </w:r>
+          </w:p>
+        </w:tc>
+      </w:tr>
+      <w:tr>
+        <w:tc>
+          <w:tcPr>
+            <w:tcW w:type="dxa" w:w="1030"/>
+          </w:tcPr>
+          <w:p>
+            <w:r/>
+            <w:r>
               <w:t>TMF622</w:t>
             </w:r>
           </w:p>
         </w:tc>
         <w:tc>
           <w:tcPr>
-            <w:tcW w:type="dxa" w:w="2434"/>
+            <w:tcW w:type="dxa" w:w="2059"/>
           </w:tcPr>
           <w:p>
             <w:r/>
@@ -3471,7 +3683,75 @@
         </w:tc>
         <w:tc>
           <w:tcPr>
-            <w:tcW w:type="dxa" w:w="1310"/>
+            <w:tcW w:type="dxa" w:w="1217"/>
+          </w:tcPr>
+          <w:p>
+            <w:r/>
+            <w:r>
+              <w:t>5</w:t>
+            </w:r>
+          </w:p>
+        </w:tc>
+        <w:tc>
+          <w:tcPr>
+            <w:tcW w:type="dxa" w:w="1498"/>
+          </w:tcPr>
+          <w:p>
+            <w:r/>
+            <w:r>
+              <w:t>Optional</w:t>
+            </w:r>
+          </w:p>
+        </w:tc>
+        <w:tc>
+          <w:tcPr>
+            <w:tcW w:type="dxa" w:w="1498"/>
+          </w:tcPr>
+          <w:p>
+            <w:r/>
+            <w:r>
+              <w:t>productOrder</w:t>
+            </w:r>
+          </w:p>
+        </w:tc>
+        <w:tc>
+          <w:tcPr>
+            <w:tcW w:type="dxa" w:w="2059"/>
+          </w:tcPr>
+          <w:p>
+            <w:r/>
+            <w:r>
+              <w:t>GET, GET /id</w:t>
+            </w:r>
+          </w:p>
+        </w:tc>
+      </w:tr>
+      <w:tr>
+        <w:tc>
+          <w:tcPr>
+            <w:tcW w:type="dxa" w:w="1030"/>
+          </w:tcPr>
+          <w:p>
+            <w:r/>
+            <w:r>
+              <w:t>TMF622</w:t>
+            </w:r>
+          </w:p>
+        </w:tc>
+        <w:tc>
+          <w:tcPr>
+            <w:tcW w:type="dxa" w:w="2059"/>
+          </w:tcPr>
+          <w:p>
+            <w:r/>
+            <w:r>
+              <w:t>Product Ordering Management API</w:t>
+            </w:r>
+          </w:p>
+        </w:tc>
+        <w:tc>
+          <w:tcPr>
+            <w:tcW w:type="dxa" w:w="1217"/>
           </w:tcPr>
           <w:p>
             <w:r/>
@@ -3482,7 +3762,7 @@
         </w:tc>
         <w:tc>
           <w:tcPr>
-            <w:tcW w:type="dxa" w:w="1685"/>
+            <w:tcW w:type="dxa" w:w="1498"/>
           </w:tcPr>
           <w:p>
             <w:r/>
@@ -3493,7 +3773,7 @@
         </w:tc>
         <w:tc>
           <w:tcPr>
-            <w:tcW w:type="dxa" w:w="1685"/>
+            <w:tcW w:type="dxa" w:w="1498"/>
           </w:tcPr>
           <w:p>
             <w:r/>
@@ -3504,18 +3784,12 @@
         </w:tc>
         <w:tc>
           <w:tcPr>
-            <w:tcW w:type="dxa" w:w="1217"/>
-          </w:tcPr>
-          <w:p>
-            <w:r/>
-            <w:r>
-              <w:t>GET</w:t>
-            </w:r>
-            <w:r>
-              <w:br/>
-            </w:r>
-            <w:r>
-              <w:t>GET /id</w:t>
+            <w:tcW w:type="dxa" w:w="2059"/>
+          </w:tcPr>
+          <w:p>
+            <w:r/>
+            <w:r>
+              <w:t>GET, GET /id</w:t>
             </w:r>
           </w:p>
         </w:tc>
@@ -3526,7 +3800,7 @@
       <w:r>
         <w:drawing>
           <wp:inline xmlns:a="http://schemas.openxmlformats.org/drawingml/2006/main" xmlns:pic="http://schemas.openxmlformats.org/drawingml/2006/picture">
-            <wp:extent cx="5394960" cy="7510796"/>
+            <wp:extent cx="5394960" cy="7528441"/>
             <wp:docPr id="4" name="Picture 4"/>
             <wp:cNvGraphicFramePr>
               <a:graphicFrameLocks noChangeAspect="1"/>
@@ -3547,7 +3821,7 @@
                   <pic:spPr>
                     <a:xfrm>
                       <a:off x="0" y="0"/>
-                      <a:ext cx="5394960" cy="7510796"/>
+                      <a:ext cx="5394960" cy="7528441"/>
                     </a:xfrm>
                     <a:prstGeom prst="rect"/>
                   </pic:spPr>
@@ -3732,7 +4006,7 @@
           <w:p>
             <w:r/>
             <w:r>
-              <w:t>Process Flow Management API</w:t>
+              <w:t>UNRESOLVED-TMF701</w:t>
             </w:r>
           </w:p>
         </w:tc>
@@ -4228,7 +4502,7 @@
           <w:p>
             <w:r/>
             <w:r>
-              <w:t>Geographic Location Management API</w:t>
+              <w:t>UNRESOLVED-TMF675</w:t>
             </w:r>
           </w:p>
         </w:tc>

--- a/specifications/TMFC005-ProductInventory/Diagrams/TMFC005_Product_Inventory.docx
+++ b/specifications/TMFC005-ProductInventory/Diagrams/TMFC005_Product_Inventory.docx
@@ -155,6 +155,9 @@
         </w:tc>
       </w:tr>
       <w:tr>
+        <w:trPr>
+          <w:cantSplit/>
+        </w:trPr>
         <w:tc>
           <w:tcPr>
             <w:tcW w:type="dxa" w:w="2059"/>
@@ -358,6 +361,9 @@
         </w:tc>
       </w:tr>
       <w:tr>
+        <w:trPr>
+          <w:cantSplit/>
+        </w:trPr>
         <w:tc>
           <w:tcPr>
             <w:tcW w:type="dxa" w:w="1404"/>
@@ -404,6 +410,9 @@
         </w:tc>
       </w:tr>
       <w:tr>
+        <w:trPr>
+          <w:cantSplit/>
+        </w:trPr>
         <w:tc>
           <w:tcPr>
             <w:tcW w:type="dxa" w:w="1404"/>
@@ -450,6 +459,9 @@
         </w:tc>
       </w:tr>
       <w:tr>
+        <w:trPr>
+          <w:cantSplit/>
+        </w:trPr>
         <w:tc>
           <w:tcPr>
             <w:tcW w:type="dxa" w:w="1404"/>
@@ -496,6 +508,9 @@
         </w:tc>
       </w:tr>
       <w:tr>
+        <w:trPr>
+          <w:cantSplit/>
+        </w:trPr>
         <w:tc>
           <w:tcPr>
             <w:tcW w:type="dxa" w:w="1404"/>
@@ -542,6 +557,9 @@
         </w:tc>
       </w:tr>
       <w:tr>
+        <w:trPr>
+          <w:cantSplit/>
+        </w:trPr>
         <w:tc>
           <w:tcPr>
             <w:tcW w:type="dxa" w:w="1404"/>
@@ -629,7 +647,7 @@
         </w:trPr>
         <w:tc>
           <w:tcPr>
-            <w:tcW w:type="dxa" w:w="2153"/>
+            <w:tcW w:type="dxa" w:w="2246"/>
           </w:tcPr>
           <w:p>
             <w:r/>
@@ -671,7 +689,7 @@
         </w:tc>
         <w:tc>
           <w:tcPr>
-            <w:tcW w:type="dxa" w:w="2621"/>
+            <w:tcW w:type="dxa" w:w="2527"/>
           </w:tcPr>
           <w:p>
             <w:r/>
@@ -685,14 +703,17 @@
         </w:tc>
       </w:tr>
       <w:tr>
-        <w:tc>
-          <w:tcPr>
-            <w:tcW w:type="dxa" w:w="2153"/>
-          </w:tcPr>
-          <w:p>
-            <w:r/>
-            <w:r>
-              <w:t>Product and Offering Instance</w:t>
+        <w:trPr>
+          <w:cantSplit/>
+        </w:trPr>
+        <w:tc>
+          <w:tcPr>
+            <w:tcW w:type="dxa" w:w="2246"/>
+          </w:tcPr>
+          <w:p>
+            <w:r/>
+            <w:r>
+              <w:t>Product and Offering Instance ABE</w:t>
             </w:r>
           </w:p>
         </w:tc>
@@ -714,13 +735,13 @@
           <w:p>
             <w:r/>
             <w:r>
-              <w:t>Product</w:t>
-            </w:r>
-          </w:p>
-        </w:tc>
-        <w:tc>
-          <w:tcPr>
-            <w:tcW w:type="dxa" w:w="2621"/>
+              <w:t>Product ABE</w:t>
+            </w:r>
+          </w:p>
+        </w:tc>
+        <w:tc>
+          <w:tcPr>
+            <w:tcW w:type="dxa" w:w="2527"/>
           </w:tcPr>
           <w:p>
             <w:r/>
@@ -731,14 +752,17 @@
         </w:tc>
       </w:tr>
       <w:tr>
-        <w:tc>
-          <w:tcPr>
-            <w:tcW w:type="dxa" w:w="2153"/>
-          </w:tcPr>
-          <w:p>
-            <w:r/>
-            <w:r>
-              <w:t>Product and Offering Instance</w:t>
+        <w:trPr>
+          <w:cantSplit/>
+        </w:trPr>
+        <w:tc>
+          <w:tcPr>
+            <w:tcW w:type="dxa" w:w="2246"/>
+          </w:tcPr>
+          <w:p>
+            <w:r/>
+            <w:r>
+              <w:t>Product and Offering Instance ABE</w:t>
             </w:r>
           </w:p>
         </w:tc>
@@ -764,7 +788,7 @@
         </w:tc>
         <w:tc>
           <w:tcPr>
-            <w:tcW w:type="dxa" w:w="2621"/>
+            <w:tcW w:type="dxa" w:w="2527"/>
           </w:tcPr>
           <w:p>
             <w:r/>
@@ -775,14 +799,17 @@
         </w:tc>
       </w:tr>
       <w:tr>
-        <w:tc>
-          <w:tcPr>
-            <w:tcW w:type="dxa" w:w="2153"/>
-          </w:tcPr>
-          <w:p>
-            <w:r/>
-            <w:r>
-              <w:t>Loyalty</w:t>
+        <w:trPr>
+          <w:cantSplit/>
+        </w:trPr>
+        <w:tc>
+          <w:tcPr>
+            <w:tcW w:type="dxa" w:w="2246"/>
+          </w:tcPr>
+          <w:p>
+            <w:r/>
+            <w:r>
+              <w:t>Loyalty ABE</w:t>
             </w:r>
           </w:p>
         </w:tc>
@@ -804,13 +831,13 @@
           <w:p>
             <w:r/>
             <w:r>
-              <w:t>Loyalty Program</w:t>
-            </w:r>
-          </w:p>
-        </w:tc>
-        <w:tc>
-          <w:tcPr>
-            <w:tcW w:type="dxa" w:w="2621"/>
+              <w:t>Loyalty Program ABE</w:t>
+            </w:r>
+          </w:p>
+        </w:tc>
+        <w:tc>
+          <w:tcPr>
+            <w:tcW w:type="dxa" w:w="2527"/>
           </w:tcPr>
           <w:p>
             <w:r/>
@@ -894,7 +921,7 @@
               <w:rPr>
                 <w:b/>
               </w:rPr>
-              <w:t>Aggregate Function Level 1</w:t>
+              <w:t>Aggregate Function L1</w:t>
             </w:r>
           </w:p>
         </w:tc>
@@ -908,7 +935,7 @@
               <w:rPr>
                 <w:b/>
               </w:rPr>
-              <w:t>Aggregate Function Level 2</w:t>
+              <w:t>Aggregate Function L2</w:t>
             </w:r>
           </w:p>
         </w:tc>
@@ -928,6 +955,9 @@
         </w:tc>
       </w:tr>
       <w:tr>
+        <w:trPr>
+          <w:cantSplit/>
+        </w:trPr>
         <w:tc>
           <w:tcPr>
             <w:tcW w:type="dxa" w:w="1123"/>
@@ -985,6 +1015,9 @@
         </w:tc>
       </w:tr>
       <w:tr>
+        <w:trPr>
+          <w:cantSplit/>
+        </w:trPr>
         <w:tc>
           <w:tcPr>
             <w:tcW w:type="dxa" w:w="1123"/>
@@ -1042,6 +1075,9 @@
         </w:tc>
       </w:tr>
       <w:tr>
+        <w:trPr>
+          <w:cantSplit/>
+        </w:trPr>
         <w:tc>
           <w:tcPr>
             <w:tcW w:type="dxa" w:w="1123"/>
@@ -1099,6 +1135,9 @@
         </w:tc>
       </w:tr>
       <w:tr>
+        <w:trPr>
+          <w:cantSplit/>
+        </w:trPr>
         <w:tc>
           <w:tcPr>
             <w:tcW w:type="dxa" w:w="1123"/>
@@ -1156,6 +1195,9 @@
         </w:tc>
       </w:tr>
       <w:tr>
+        <w:trPr>
+          <w:cantSplit/>
+        </w:trPr>
         <w:tc>
           <w:tcPr>
             <w:tcW w:type="dxa" w:w="1123"/>
@@ -1213,6 +1255,9 @@
         </w:tc>
       </w:tr>
       <w:tr>
+        <w:trPr>
+          <w:cantSplit/>
+        </w:trPr>
         <w:tc>
           <w:tcPr>
             <w:tcW w:type="dxa" w:w="1123"/>
@@ -1270,6 +1315,9 @@
         </w:tc>
       </w:tr>
       <w:tr>
+        <w:trPr>
+          <w:cantSplit/>
+        </w:trPr>
         <w:tc>
           <w:tcPr>
             <w:tcW w:type="dxa" w:w="1123"/>
@@ -1327,6 +1375,9 @@
         </w:tc>
       </w:tr>
       <w:tr>
+        <w:trPr>
+          <w:cantSplit/>
+        </w:trPr>
         <w:tc>
           <w:tcPr>
             <w:tcW w:type="dxa" w:w="1123"/>
@@ -1589,6 +1640,9 @@
         </w:tc>
       </w:tr>
       <w:tr>
+        <w:trPr>
+          <w:cantSplit/>
+        </w:trPr>
         <w:tc>
           <w:tcPr>
             <w:tcW w:type="dxa" w:w="1030"/>
@@ -1657,6 +1711,9 @@
         </w:tc>
       </w:tr>
       <w:tr>
+        <w:trPr>
+          <w:cantSplit/>
+        </w:trPr>
         <w:tc>
           <w:tcPr>
             <w:tcW w:type="dxa" w:w="1030"/>
@@ -1725,6 +1782,9 @@
         </w:tc>
       </w:tr>
       <w:tr>
+        <w:trPr>
+          <w:cantSplit/>
+        </w:trPr>
         <w:tc>
           <w:tcPr>
             <w:tcW w:type="dxa" w:w="1030"/>
@@ -1793,6 +1853,9 @@
         </w:tc>
       </w:tr>
       <w:tr>
+        <w:trPr>
+          <w:cantSplit/>
+        </w:trPr>
         <w:tc>
           <w:tcPr>
             <w:tcW w:type="dxa" w:w="1030"/>
@@ -2027,6 +2090,9 @@
         </w:tc>
       </w:tr>
       <w:tr>
+        <w:trPr>
+          <w:cantSplit/>
+        </w:trPr>
         <w:tc>
           <w:tcPr>
             <w:tcW w:type="dxa" w:w="1030"/>
@@ -2095,6 +2161,9 @@
         </w:tc>
       </w:tr>
       <w:tr>
+        <w:trPr>
+          <w:cantSplit/>
+        </w:trPr>
         <w:tc>
           <w:tcPr>
             <w:tcW w:type="dxa" w:w="1030"/>
@@ -2163,6 +2232,9 @@
         </w:tc>
       </w:tr>
       <w:tr>
+        <w:trPr>
+          <w:cantSplit/>
+        </w:trPr>
         <w:tc>
           <w:tcPr>
             <w:tcW w:type="dxa" w:w="1030"/>
@@ -2231,6 +2303,9 @@
         </w:tc>
       </w:tr>
       <w:tr>
+        <w:trPr>
+          <w:cantSplit/>
+        </w:trPr>
         <w:tc>
           <w:tcPr>
             <w:tcW w:type="dxa" w:w="1030"/>
@@ -2299,6 +2374,9 @@
         </w:tc>
       </w:tr>
       <w:tr>
+        <w:trPr>
+          <w:cantSplit/>
+        </w:trPr>
         <w:tc>
           <w:tcPr>
             <w:tcW w:type="dxa" w:w="1030"/>
@@ -2367,6 +2445,9 @@
         </w:tc>
       </w:tr>
       <w:tr>
+        <w:trPr>
+          <w:cantSplit/>
+        </w:trPr>
         <w:tc>
           <w:tcPr>
             <w:tcW w:type="dxa" w:w="1030"/>
@@ -2435,6 +2516,9 @@
         </w:tc>
       </w:tr>
       <w:tr>
+        <w:trPr>
+          <w:cantSplit/>
+        </w:trPr>
         <w:tc>
           <w:tcPr>
             <w:tcW w:type="dxa" w:w="1030"/>
@@ -2503,6 +2587,9 @@
         </w:tc>
       </w:tr>
       <w:tr>
+        <w:trPr>
+          <w:cantSplit/>
+        </w:trPr>
         <w:tc>
           <w:tcPr>
             <w:tcW w:type="dxa" w:w="1030"/>
@@ -2571,6 +2658,9 @@
         </w:tc>
       </w:tr>
       <w:tr>
+        <w:trPr>
+          <w:cantSplit/>
+        </w:trPr>
         <w:tc>
           <w:tcPr>
             <w:tcW w:type="dxa" w:w="1030"/>
@@ -2639,6 +2729,9 @@
         </w:tc>
       </w:tr>
       <w:tr>
+        <w:trPr>
+          <w:cantSplit/>
+        </w:trPr>
         <w:tc>
           <w:tcPr>
             <w:tcW w:type="dxa" w:w="1030"/>
@@ -2707,6 +2800,9 @@
         </w:tc>
       </w:tr>
       <w:tr>
+        <w:trPr>
+          <w:cantSplit/>
+        </w:trPr>
         <w:tc>
           <w:tcPr>
             <w:tcW w:type="dxa" w:w="1030"/>
@@ -2775,6 +2871,9 @@
         </w:tc>
       </w:tr>
       <w:tr>
+        <w:trPr>
+          <w:cantSplit/>
+        </w:trPr>
         <w:tc>
           <w:tcPr>
             <w:tcW w:type="dxa" w:w="1030"/>
@@ -2843,6 +2942,9 @@
         </w:tc>
       </w:tr>
       <w:tr>
+        <w:trPr>
+          <w:cantSplit/>
+        </w:trPr>
         <w:tc>
           <w:tcPr>
             <w:tcW w:type="dxa" w:w="1030"/>
@@ -2911,6 +3013,9 @@
         </w:tc>
       </w:tr>
       <w:tr>
+        <w:trPr>
+          <w:cantSplit/>
+        </w:trPr>
         <w:tc>
           <w:tcPr>
             <w:tcW w:type="dxa" w:w="1030"/>
@@ -2979,6 +3084,9 @@
         </w:tc>
       </w:tr>
       <w:tr>
+        <w:trPr>
+          <w:cantSplit/>
+        </w:trPr>
         <w:tc>
           <w:tcPr>
             <w:tcW w:type="dxa" w:w="1030"/>
@@ -3047,6 +3155,9 @@
         </w:tc>
       </w:tr>
       <w:tr>
+        <w:trPr>
+          <w:cantSplit/>
+        </w:trPr>
         <w:tc>
           <w:tcPr>
             <w:tcW w:type="dxa" w:w="1030"/>
@@ -3115,6 +3226,9 @@
         </w:tc>
       </w:tr>
       <w:tr>
+        <w:trPr>
+          <w:cantSplit/>
+        </w:trPr>
         <w:tc>
           <w:tcPr>
             <w:tcW w:type="dxa" w:w="1030"/>
@@ -3183,6 +3297,9 @@
         </w:tc>
       </w:tr>
       <w:tr>
+        <w:trPr>
+          <w:cantSplit/>
+        </w:trPr>
         <w:tc>
           <w:tcPr>
             <w:tcW w:type="dxa" w:w="1030"/>
@@ -3251,6 +3368,9 @@
         </w:tc>
       </w:tr>
       <w:tr>
+        <w:trPr>
+          <w:cantSplit/>
+        </w:trPr>
         <w:tc>
           <w:tcPr>
             <w:tcW w:type="dxa" w:w="1030"/>
@@ -3319,6 +3439,9 @@
         </w:tc>
       </w:tr>
       <w:tr>
+        <w:trPr>
+          <w:cantSplit/>
+        </w:trPr>
         <w:tc>
           <w:tcPr>
             <w:tcW w:type="dxa" w:w="1030"/>
@@ -3387,6 +3510,9 @@
         </w:tc>
       </w:tr>
       <w:tr>
+        <w:trPr>
+          <w:cantSplit/>
+        </w:trPr>
         <w:tc>
           <w:tcPr>
             <w:tcW w:type="dxa" w:w="1030"/>
@@ -3455,6 +3581,9 @@
         </w:tc>
       </w:tr>
       <w:tr>
+        <w:trPr>
+          <w:cantSplit/>
+        </w:trPr>
         <w:tc>
           <w:tcPr>
             <w:tcW w:type="dxa" w:w="1030"/>
@@ -3523,6 +3652,9 @@
         </w:tc>
       </w:tr>
       <w:tr>
+        <w:trPr>
+          <w:cantSplit/>
+        </w:trPr>
         <w:tc>
           <w:tcPr>
             <w:tcW w:type="dxa" w:w="1030"/>
@@ -3591,6 +3723,9 @@
         </w:tc>
       </w:tr>
       <w:tr>
+        <w:trPr>
+          <w:cantSplit/>
+        </w:trPr>
         <w:tc>
           <w:tcPr>
             <w:tcW w:type="dxa" w:w="1030"/>
@@ -3659,6 +3794,9 @@
         </w:tc>
       </w:tr>
       <w:tr>
+        <w:trPr>
+          <w:cantSplit/>
+        </w:trPr>
         <w:tc>
           <w:tcPr>
             <w:tcW w:type="dxa" w:w="1030"/>
@@ -3727,6 +3865,9 @@
         </w:tc>
       </w:tr>
       <w:tr>
+        <w:trPr>
+          <w:cantSplit/>
+        </w:trPr>
         <w:tc>
           <w:tcPr>
             <w:tcW w:type="dxa" w:w="1030"/>
@@ -3929,6 +4070,9 @@
         </w:tc>
       </w:tr>
       <w:tr>
+        <w:trPr>
+          <w:cantSplit/>
+        </w:trPr>
         <w:tc>
           <w:tcPr>
             <w:tcW w:type="dxa" w:w="1310"/>
@@ -3988,6 +4132,9 @@
         </w:tc>
       </w:tr>
       <w:tr>
+        <w:trPr>
+          <w:cantSplit/>
+        </w:trPr>
         <w:tc>
           <w:tcPr>
             <w:tcW w:type="dxa" w:w="1310"/>
@@ -4192,6 +4339,9 @@
         </w:tc>
       </w:tr>
       <w:tr>
+        <w:trPr>
+          <w:cantSplit/>
+        </w:trPr>
         <w:tc>
           <w:tcPr>
             <w:tcW w:type="dxa" w:w="1310"/>
@@ -4227,6 +4377,9 @@
         </w:tc>
       </w:tr>
       <w:tr>
+        <w:trPr>
+          <w:cantSplit/>
+        </w:trPr>
         <w:tc>
           <w:tcPr>
             <w:tcW w:type="dxa" w:w="1310"/>
@@ -4262,6 +4415,9 @@
         </w:tc>
       </w:tr>
       <w:tr>
+        <w:trPr>
+          <w:cantSplit/>
+        </w:trPr>
         <w:tc>
           <w:tcPr>
             <w:tcW w:type="dxa" w:w="1310"/>
@@ -4309,6 +4465,9 @@
         </w:tc>
       </w:tr>
       <w:tr>
+        <w:trPr>
+          <w:cantSplit/>
+        </w:trPr>
         <w:tc>
           <w:tcPr>
             <w:tcW w:type="dxa" w:w="1310"/>
@@ -4344,6 +4503,9 @@
         </w:tc>
       </w:tr>
       <w:tr>
+        <w:trPr>
+          <w:cantSplit/>
+        </w:trPr>
         <w:tc>
           <w:tcPr>
             <w:tcW w:type="dxa" w:w="1310"/>
@@ -4379,6 +4541,9 @@
         </w:tc>
       </w:tr>
       <w:tr>
+        <w:trPr>
+          <w:cantSplit/>
+        </w:trPr>
         <w:tc>
           <w:tcPr>
             <w:tcW w:type="dxa" w:w="1310"/>
@@ -4414,6 +4579,9 @@
         </w:tc>
       </w:tr>
       <w:tr>
+        <w:trPr>
+          <w:cantSplit/>
+        </w:trPr>
         <w:tc>
           <w:tcPr>
             <w:tcW w:type="dxa" w:w="1310"/>
@@ -4449,6 +4617,9 @@
         </w:tc>
       </w:tr>
       <w:tr>
+        <w:trPr>
+          <w:cantSplit/>
+        </w:trPr>
         <w:tc>
           <w:tcPr>
             <w:tcW w:type="dxa" w:w="1310"/>
@@ -4484,6 +4655,9 @@
         </w:tc>
       </w:tr>
       <w:tr>
+        <w:trPr>
+          <w:cantSplit/>
+        </w:trPr>
         <w:tc>
           <w:tcPr>
             <w:tcW w:type="dxa" w:w="1310"/>
@@ -4519,6 +4693,9 @@
         </w:tc>
       </w:tr>
       <w:tr>
+        <w:trPr>
+          <w:cantSplit/>
+        </w:trPr>
         <w:tc>
           <w:tcPr>
             <w:tcW w:type="dxa" w:w="1310"/>
@@ -4560,6 +4737,9 @@
         </w:tc>
       </w:tr>
       <w:tr>
+        <w:trPr>
+          <w:cantSplit/>
+        </w:trPr>
         <w:tc>
           <w:tcPr>
             <w:tcW w:type="dxa" w:w="1310"/>
@@ -4595,6 +4775,9 @@
         </w:tc>
       </w:tr>
       <w:tr>
+        <w:trPr>
+          <w:cantSplit/>
+        </w:trPr>
         <w:tc>
           <w:tcPr>
             <w:tcW w:type="dxa" w:w="1310"/>
@@ -4775,6 +4958,9 @@
         </w:tc>
       </w:tr>
       <w:tr>
+        <w:trPr>
+          <w:cantSplit/>
+        </w:trPr>
         <w:tc>
           <w:tcPr>
             <w:tcW w:type="dxa" w:w="5990"/>
@@ -4799,6 +4985,9 @@
         </w:tc>
       </w:tr>
       <w:tr>
+        <w:trPr>
+          <w:cantSplit/>
+        </w:trPr>
         <w:tc>
           <w:tcPr>
             <w:tcW w:type="dxa" w:w="5990"/>
@@ -4823,6 +5012,9 @@
         </w:tc>
       </w:tr>
       <w:tr>
+        <w:trPr>
+          <w:cantSplit/>
+        </w:trPr>
         <w:tc>
           <w:tcPr>
             <w:tcW w:type="dxa" w:w="5990"/>
@@ -5077,6 +5269,9 @@
         </w:tc>
       </w:tr>
       <w:tr>
+        <w:trPr>
+          <w:cantSplit/>
+        </w:trPr>
         <w:tc>
           <w:tcPr>
             <w:tcW w:type="dxa" w:w="1591"/>
@@ -5123,6 +5318,9 @@
         </w:tc>
       </w:tr>
       <w:tr>
+        <w:trPr>
+          <w:cantSplit/>
+        </w:trPr>
         <w:tc>
           <w:tcPr>
             <w:tcW w:type="dxa" w:w="1591"/>
@@ -5169,6 +5367,9 @@
         </w:tc>
       </w:tr>
       <w:tr>
+        <w:trPr>
+          <w:cantSplit/>
+        </w:trPr>
         <w:tc>
           <w:tcPr>
             <w:tcW w:type="dxa" w:w="1591"/>
@@ -5215,6 +5416,9 @@
         </w:tc>
       </w:tr>
       <w:tr>
+        <w:trPr>
+          <w:cantSplit/>
+        </w:trPr>
         <w:tc>
           <w:tcPr>
             <w:tcW w:type="dxa" w:w="1591"/>
@@ -5261,6 +5465,9 @@
         </w:tc>
       </w:tr>
       <w:tr>
+        <w:trPr>
+          <w:cantSplit/>
+        </w:trPr>
         <w:tc>
           <w:tcPr>
             <w:tcW w:type="dxa" w:w="1591"/>
@@ -5307,6 +5514,9 @@
         </w:tc>
       </w:tr>
       <w:tr>
+        <w:trPr>
+          <w:cantSplit/>
+        </w:trPr>
         <w:tc>
           <w:tcPr>
             <w:tcW w:type="dxa" w:w="1591"/>
@@ -5353,6 +5563,9 @@
         </w:tc>
       </w:tr>
       <w:tr>
+        <w:trPr>
+          <w:cantSplit/>
+        </w:trPr>
         <w:tc>
           <w:tcPr>
             <w:tcW w:type="dxa" w:w="1591"/>
@@ -5399,6 +5612,9 @@
         </w:tc>
       </w:tr>
       <w:tr>
+        <w:trPr>
+          <w:cantSplit/>
+        </w:trPr>
         <w:tc>
           <w:tcPr>
             <w:tcW w:type="dxa" w:w="1591"/>
@@ -5445,6 +5661,9 @@
         </w:tc>
       </w:tr>
       <w:tr>
+        <w:trPr>
+          <w:cantSplit/>
+        </w:trPr>
         <w:tc>
           <w:tcPr>
             <w:tcW w:type="dxa" w:w="1591"/>
@@ -5491,6 +5710,9 @@
         </w:tc>
       </w:tr>
       <w:tr>
+        <w:trPr>
+          <w:cantSplit/>
+        </w:trPr>
         <w:tc>
           <w:tcPr>
             <w:tcW w:type="dxa" w:w="1591"/>
@@ -5537,6 +5759,9 @@
         </w:tc>
       </w:tr>
       <w:tr>
+        <w:trPr>
+          <w:cantSplit/>
+        </w:trPr>
         <w:tc>
           <w:tcPr>
             <w:tcW w:type="dxa" w:w="1591"/>
@@ -5675,6 +5900,9 @@
         </w:tc>
       </w:tr>
       <w:tr>
+        <w:trPr>
+          <w:cantSplit/>
+        </w:trPr>
         <w:tc>
           <w:tcPr>
             <w:tcW w:type="dxa" w:w="1778"/>
@@ -5721,6 +5949,9 @@
         </w:tc>
       </w:tr>
       <w:tr>
+        <w:trPr>
+          <w:cantSplit/>
+        </w:trPr>
         <w:tc>
           <w:tcPr>
             <w:tcW w:type="dxa" w:w="1778"/>
@@ -5767,6 +5998,9 @@
         </w:tc>
       </w:tr>
       <w:tr>
+        <w:trPr>
+          <w:cantSplit/>
+        </w:trPr>
         <w:tc>
           <w:tcPr>
             <w:tcW w:type="dxa" w:w="1778"/>
@@ -5813,6 +6047,9 @@
         </w:tc>
       </w:tr>
       <w:tr>
+        <w:trPr>
+          <w:cantSplit/>
+        </w:trPr>
         <w:tc>
           <w:tcPr>
             <w:tcW w:type="dxa" w:w="1778"/>
@@ -5859,6 +6096,9 @@
         </w:tc>
       </w:tr>
       <w:tr>
+        <w:trPr>
+          <w:cantSplit/>
+        </w:trPr>
         <w:tc>
           <w:tcPr>
             <w:tcW w:type="dxa" w:w="1778"/>
@@ -5905,6 +6145,9 @@
         </w:tc>
       </w:tr>
       <w:tr>
+        <w:trPr>
+          <w:cantSplit/>
+        </w:trPr>
         <w:tc>
           <w:tcPr>
             <w:tcW w:type="dxa" w:w="1778"/>
@@ -5951,6 +6194,9 @@
         </w:tc>
       </w:tr>
       <w:tr>
+        <w:trPr>
+          <w:cantSplit/>
+        </w:trPr>
         <w:tc>
           <w:tcPr>
             <w:tcW w:type="dxa" w:w="1778"/>
@@ -5997,6 +6243,9 @@
         </w:tc>
       </w:tr>
       <w:tr>
+        <w:trPr>
+          <w:cantSplit/>
+        </w:trPr>
         <w:tc>
           <w:tcPr>
             <w:tcW w:type="dxa" w:w="1778"/>
@@ -6043,6 +6292,9 @@
         </w:tc>
       </w:tr>
       <w:tr>
+        <w:trPr>
+          <w:cantSplit/>
+        </w:trPr>
         <w:tc>
           <w:tcPr>
             <w:tcW w:type="dxa" w:w="1778"/>
@@ -6089,6 +6341,9 @@
         </w:tc>
       </w:tr>
       <w:tr>
+        <w:trPr>
+          <w:cantSplit/>
+        </w:trPr>
         <w:tc>
           <w:tcPr>
             <w:tcW w:type="dxa" w:w="1778"/>
@@ -6135,6 +6390,9 @@
         </w:tc>
       </w:tr>
       <w:tr>
+        <w:trPr>
+          <w:cantSplit/>
+        </w:trPr>
         <w:tc>
           <w:tcPr>
             <w:tcW w:type="dxa" w:w="1778"/>
@@ -6263,6 +6521,9 @@
         </w:tc>
       </w:tr>
       <w:tr>
+        <w:trPr>
+          <w:cantSplit/>
+        </w:trPr>
         <w:tc>
           <w:tcPr>
             <w:tcW w:type="dxa" w:w="3463"/>
@@ -6298,6 +6559,9 @@
         </w:tc>
       </w:tr>
       <w:tr>
+        <w:trPr>
+          <w:cantSplit/>
+        </w:trPr>
         <w:tc>
           <w:tcPr>
             <w:tcW w:type="dxa" w:w="3463"/>
@@ -6333,6 +6597,9 @@
         </w:tc>
       </w:tr>
       <w:tr>
+        <w:trPr>
+          <w:cantSplit/>
+        </w:trPr>
         <w:tc>
           <w:tcPr>
             <w:tcW w:type="dxa" w:w="3463"/>
@@ -6368,6 +6635,9 @@
         </w:tc>
       </w:tr>
       <w:tr>
+        <w:trPr>
+          <w:cantSplit/>
+        </w:trPr>
         <w:tc>
           <w:tcPr>
             <w:tcW w:type="dxa" w:w="3463"/>
@@ -6403,6 +6673,9 @@
         </w:tc>
       </w:tr>
       <w:tr>
+        <w:trPr>
+          <w:cantSplit/>
+        </w:trPr>
         <w:tc>
           <w:tcPr>
             <w:tcW w:type="dxa" w:w="3463"/>
@@ -6438,6 +6711,9 @@
         </w:tc>
       </w:tr>
       <w:tr>
+        <w:trPr>
+          <w:cantSplit/>
+        </w:trPr>
         <w:tc>
           <w:tcPr>
             <w:tcW w:type="dxa" w:w="3463"/>
@@ -6473,6 +6749,9 @@
         </w:tc>
       </w:tr>
       <w:tr>
+        <w:trPr>
+          <w:cantSplit/>
+        </w:trPr>
         <w:tc>
           <w:tcPr>
             <w:tcW w:type="dxa" w:w="3463"/>
@@ -6508,6 +6787,9 @@
         </w:tc>
       </w:tr>
       <w:tr>
+        <w:trPr>
+          <w:cantSplit/>
+        </w:trPr>
         <w:tc>
           <w:tcPr>
             <w:tcW w:type="dxa" w:w="3463"/>
@@ -6543,6 +6825,9 @@
         </w:tc>
       </w:tr>
       <w:tr>
+        <w:trPr>
+          <w:cantSplit/>
+        </w:trPr>
         <w:tc>
           <w:tcPr>
             <w:tcW w:type="dxa" w:w="3463"/>
@@ -6578,6 +6863,9 @@
         </w:tc>
       </w:tr>
       <w:tr>
+        <w:trPr>
+          <w:cantSplit/>
+        </w:trPr>
         <w:tc>
           <w:tcPr>
             <w:tcW w:type="dxa" w:w="3463"/>
@@ -6613,6 +6901,9 @@
         </w:tc>
       </w:tr>
       <w:tr>
+        <w:trPr>
+          <w:cantSplit/>
+        </w:trPr>
         <w:tc>
           <w:tcPr>
             <w:tcW w:type="dxa" w:w="3463"/>
@@ -6648,6 +6939,9 @@
         </w:tc>
       </w:tr>
       <w:tr>
+        <w:trPr>
+          <w:cantSplit/>
+        </w:trPr>
         <w:tc>
           <w:tcPr>
             <w:tcW w:type="dxa" w:w="3463"/>
